--- a/Sistemas operativos/Semana 8/Laboratorio inicial de Shell.docx
+++ b/Sistemas operativos/Semana 8/Laboratorio inicial de Shell.docx
@@ -28,16 +28,7 @@
           <w:sz w:val="36"/>
           <w:szCs w:val="36"/>
         </w:rPr>
-        <w:t xml:space="preserve">aboratorio inicial de </w:t>
-      </w:r>
-      <w:r>
-        <w:rPr>
-          <w:b/>
-          <w:bCs/>
-          <w:sz w:val="36"/>
-          <w:szCs w:val="36"/>
-        </w:rPr>
-        <w:t>Shell</w:t>
+        <w:t>aboratorio inicial de Shell</w:t>
       </w:r>
     </w:p>
     <w:p>
@@ -78,6 +69,7 @@
       </w:pPr>
       <w:r>
         <w:rPr>
+          <w:noProof/>
           <w:sz w:val="24"/>
           <w:szCs w:val="24"/>
         </w:rPr>
@@ -97,7 +89,7 @@
                     <pic:cNvPicPr/>
                   </pic:nvPicPr>
                   <pic:blipFill>
-                    <a:blip r:embed="rId5"/>
+                    <a:blip r:embed="rId7"/>
                     <a:stretch>
                       <a:fillRect/>
                     </a:stretch>
@@ -147,6 +139,7 @@
       </w:pPr>
       <w:r>
         <w:rPr>
+          <w:noProof/>
           <w:sz w:val="24"/>
           <w:szCs w:val="24"/>
         </w:rPr>
@@ -166,7 +159,7 @@
                     <pic:cNvPicPr/>
                   </pic:nvPicPr>
                   <pic:blipFill>
-                    <a:blip r:embed="rId6"/>
+                    <a:blip r:embed="rId8"/>
                     <a:stretch>
                       <a:fillRect/>
                     </a:stretch>
@@ -196,6 +189,7 @@
       </w:pPr>
       <w:r>
         <w:rPr>
+          <w:noProof/>
           <w:sz w:val="24"/>
           <w:szCs w:val="24"/>
         </w:rPr>
@@ -215,7 +209,7 @@
                     <pic:cNvPicPr/>
                   </pic:nvPicPr>
                   <pic:blipFill>
-                    <a:blip r:embed="rId7"/>
+                    <a:blip r:embed="rId9"/>
                     <a:stretch>
                       <a:fillRect/>
                     </a:stretch>
@@ -245,6 +239,7 @@
       </w:pPr>
       <w:r>
         <w:rPr>
+          <w:noProof/>
           <w:sz w:val="24"/>
           <w:szCs w:val="24"/>
         </w:rPr>
@@ -264,7 +259,7 @@
                     <pic:cNvPicPr/>
                   </pic:nvPicPr>
                   <pic:blipFill>
-                    <a:blip r:embed="rId8"/>
+                    <a:blip r:embed="rId10"/>
                     <a:stretch>
                       <a:fillRect/>
                     </a:stretch>
@@ -294,6 +289,7 @@
       </w:pPr>
       <w:r>
         <w:rPr>
+          <w:noProof/>
           <w:sz w:val="24"/>
           <w:szCs w:val="24"/>
         </w:rPr>
@@ -313,7 +309,7 @@
                     <pic:cNvPicPr/>
                   </pic:nvPicPr>
                   <pic:blipFill>
-                    <a:blip r:embed="rId9"/>
+                    <a:blip r:embed="rId11"/>
                     <a:stretch>
                       <a:fillRect/>
                     </a:stretch>
@@ -351,6 +347,7 @@
       </w:pPr>
       <w:r>
         <w:rPr>
+          <w:noProof/>
           <w:sz w:val="24"/>
           <w:szCs w:val="24"/>
         </w:rPr>
@@ -371,7 +368,7 @@
                     <pic:cNvPicPr/>
                   </pic:nvPicPr>
                   <pic:blipFill>
-                    <a:blip r:embed="rId10"/>
+                    <a:blip r:embed="rId12"/>
                     <a:stretch>
                       <a:fillRect/>
                     </a:stretch>
@@ -421,6 +418,7 @@
       </w:pPr>
       <w:r>
         <w:rPr>
+          <w:noProof/>
           <w:sz w:val="24"/>
           <w:szCs w:val="24"/>
         </w:rPr>
@@ -440,7 +438,7 @@
                     <pic:cNvPicPr/>
                   </pic:nvPicPr>
                   <pic:blipFill>
-                    <a:blip r:embed="rId11"/>
+                    <a:blip r:embed="rId13"/>
                     <a:stretch>
                       <a:fillRect/>
                     </a:stretch>
@@ -470,6 +468,7 @@
       </w:pPr>
       <w:r>
         <w:rPr>
+          <w:noProof/>
           <w:sz w:val="24"/>
           <w:szCs w:val="24"/>
         </w:rPr>
@@ -489,7 +488,7 @@
                     <pic:cNvPicPr/>
                   </pic:nvPicPr>
                   <pic:blipFill>
-                    <a:blip r:embed="rId12"/>
+                    <a:blip r:embed="rId14"/>
                     <a:stretch>
                       <a:fillRect/>
                     </a:stretch>
@@ -519,6 +518,7 @@
       </w:pPr>
       <w:r>
         <w:rPr>
+          <w:noProof/>
           <w:sz w:val="24"/>
           <w:szCs w:val="24"/>
         </w:rPr>
@@ -539,7 +539,7 @@
                     <pic:cNvPicPr/>
                   </pic:nvPicPr>
                   <pic:blipFill>
-                    <a:blip r:embed="rId13"/>
+                    <a:blip r:embed="rId15"/>
                     <a:stretch>
                       <a:fillRect/>
                     </a:stretch>
@@ -570,6 +570,7 @@
       </w:pPr>
       <w:r>
         <w:rPr>
+          <w:noProof/>
           <w:sz w:val="24"/>
           <w:szCs w:val="24"/>
         </w:rPr>
@@ -589,7 +590,7 @@
                     <pic:cNvPicPr/>
                   </pic:nvPicPr>
                   <pic:blipFill>
-                    <a:blip r:embed="rId14"/>
+                    <a:blip r:embed="rId16"/>
                     <a:stretch>
                       <a:fillRect/>
                     </a:stretch>
@@ -619,6 +620,7 @@
       </w:pPr>
       <w:r>
         <w:rPr>
+          <w:noProof/>
           <w:sz w:val="24"/>
           <w:szCs w:val="24"/>
         </w:rPr>
@@ -638,7 +640,7 @@
                     <pic:cNvPicPr/>
                   </pic:nvPicPr>
                   <pic:blipFill>
-                    <a:blip r:embed="rId15"/>
+                    <a:blip r:embed="rId17"/>
                     <a:stretch>
                       <a:fillRect/>
                     </a:stretch>
@@ -669,6 +671,7 @@
       </w:pPr>
       <w:r>
         <w:rPr>
+          <w:noProof/>
           <w:sz w:val="24"/>
           <w:szCs w:val="24"/>
         </w:rPr>
@@ -688,7 +691,7 @@
                     <pic:cNvPicPr/>
                   </pic:nvPicPr>
                   <pic:blipFill>
-                    <a:blip r:embed="rId16"/>
+                    <a:blip r:embed="rId18"/>
                     <a:stretch>
                       <a:fillRect/>
                     </a:stretch>
@@ -719,6 +722,7 @@
       </w:pPr>
       <w:r>
         <w:rPr>
+          <w:noProof/>
           <w:sz w:val="24"/>
           <w:szCs w:val="24"/>
         </w:rPr>
@@ -739,7 +743,7 @@
                     <pic:cNvPicPr/>
                   </pic:nvPicPr>
                   <pic:blipFill>
-                    <a:blip r:embed="rId17"/>
+                    <a:blip r:embed="rId19"/>
                     <a:stretch>
                       <a:fillRect/>
                     </a:stretch>
@@ -770,6 +774,7 @@
       </w:pPr>
       <w:r>
         <w:rPr>
+          <w:noProof/>
           <w:sz w:val="24"/>
           <w:szCs w:val="24"/>
         </w:rPr>
@@ -789,7 +794,7 @@
                     <pic:cNvPicPr/>
                   </pic:nvPicPr>
                   <pic:blipFill>
-                    <a:blip r:embed="rId18"/>
+                    <a:blip r:embed="rId20"/>
                     <a:stretch>
                       <a:fillRect/>
                     </a:stretch>
@@ -838,8 +843,3152 @@
           <w:u w:val="single"/>
         </w:rPr>
       </w:pPr>
+      <w:r>
+        <w:rPr>
+          <w:noProof/>
+          <w:sz w:val="24"/>
+          <w:szCs w:val="24"/>
+          <w:u w:val="single"/>
+        </w:rPr>
+        <w:drawing>
+          <wp:inline distT="0" distB="0" distL="0" distR="0" wp14:anchorId="618AD1C4" wp14:editId="51D1756D">
+            <wp:extent cx="5612130" cy="875665"/>
+            <wp:effectExtent l="0" t="0" r="7620" b="635"/>
+            <wp:docPr id="463180790" name="Imagen 1"/>
+            <wp:cNvGraphicFramePr>
+              <a:graphicFrameLocks xmlns:a="http://schemas.openxmlformats.org/drawingml/2006/main" noChangeAspect="1"/>
+            </wp:cNvGraphicFramePr>
+            <a:graphic xmlns:a="http://schemas.openxmlformats.org/drawingml/2006/main">
+              <a:graphicData uri="http://schemas.openxmlformats.org/drawingml/2006/picture">
+                <pic:pic xmlns:pic="http://schemas.openxmlformats.org/drawingml/2006/picture">
+                  <pic:nvPicPr>
+                    <pic:cNvPr id="463180790" name=""/>
+                    <pic:cNvPicPr/>
+                  </pic:nvPicPr>
+                  <pic:blipFill>
+                    <a:blip r:embed="rId21"/>
+                    <a:stretch>
+                      <a:fillRect/>
+                    </a:stretch>
+                  </pic:blipFill>
+                  <pic:spPr>
+                    <a:xfrm>
+                      <a:off x="0" y="0"/>
+                      <a:ext cx="5612130" cy="875665"/>
+                    </a:xfrm>
+                    <a:prstGeom prst="rect">
+                      <a:avLst/>
+                    </a:prstGeom>
+                  </pic:spPr>
+                </pic:pic>
+              </a:graphicData>
+            </a:graphic>
+          </wp:inline>
+        </w:drawing>
+      </w:r>
+    </w:p>
+    <w:p>
+      <w:pPr>
+        <w:jc w:val="center"/>
+        <w:rPr>
+          <w:sz w:val="24"/>
+          <w:szCs w:val="24"/>
+          <w:u w:val="single"/>
+        </w:rPr>
+      </w:pPr>
+      <w:r>
+        <w:rPr>
+          <w:noProof/>
+          <w:sz w:val="24"/>
+          <w:szCs w:val="24"/>
+          <w:u w:val="single"/>
+        </w:rPr>
+        <w:lastRenderedPageBreak/>
+        <w:drawing>
+          <wp:inline distT="0" distB="0" distL="0" distR="0" wp14:anchorId="30F4ABBE" wp14:editId="004CDD20">
+            <wp:extent cx="4563823" cy="3057525"/>
+            <wp:effectExtent l="0" t="0" r="8255" b="0"/>
+            <wp:docPr id="950727961" name="Imagen 1"/>
+            <wp:cNvGraphicFramePr>
+              <a:graphicFrameLocks xmlns:a="http://schemas.openxmlformats.org/drawingml/2006/main" noChangeAspect="1"/>
+            </wp:cNvGraphicFramePr>
+            <a:graphic xmlns:a="http://schemas.openxmlformats.org/drawingml/2006/main">
+              <a:graphicData uri="http://schemas.openxmlformats.org/drawingml/2006/picture">
+                <pic:pic xmlns:pic="http://schemas.openxmlformats.org/drawingml/2006/picture">
+                  <pic:nvPicPr>
+                    <pic:cNvPr id="950727961" name=""/>
+                    <pic:cNvPicPr/>
+                  </pic:nvPicPr>
+                  <pic:blipFill>
+                    <a:blip r:embed="rId22"/>
+                    <a:stretch>
+                      <a:fillRect/>
+                    </a:stretch>
+                  </pic:blipFill>
+                  <pic:spPr>
+                    <a:xfrm>
+                      <a:off x="0" y="0"/>
+                      <a:ext cx="4603380" cy="3084026"/>
+                    </a:xfrm>
+                    <a:prstGeom prst="rect">
+                      <a:avLst/>
+                    </a:prstGeom>
+                  </pic:spPr>
+                </pic:pic>
+              </a:graphicData>
+            </a:graphic>
+          </wp:inline>
+        </w:drawing>
+      </w:r>
+    </w:p>
+    <w:p>
+      <w:pPr>
+        <w:rPr>
+          <w:sz w:val="24"/>
+          <w:szCs w:val="24"/>
+          <w:u w:val="single"/>
+        </w:rPr>
+      </w:pPr>
+      <w:r>
+        <w:rPr>
+          <w:noProof/>
+          <w:sz w:val="24"/>
+          <w:szCs w:val="24"/>
+          <w:u w:val="single"/>
+        </w:rPr>
+        <w:drawing>
+          <wp:inline distT="0" distB="0" distL="0" distR="0" wp14:anchorId="4944E6E8" wp14:editId="0DA26CE2">
+            <wp:extent cx="5612130" cy="849630"/>
+            <wp:effectExtent l="0" t="0" r="7620" b="7620"/>
+            <wp:docPr id="1030420828" name="Imagen 1"/>
+            <wp:cNvGraphicFramePr>
+              <a:graphicFrameLocks xmlns:a="http://schemas.openxmlformats.org/drawingml/2006/main" noChangeAspect="1"/>
+            </wp:cNvGraphicFramePr>
+            <a:graphic xmlns:a="http://schemas.openxmlformats.org/drawingml/2006/main">
+              <a:graphicData uri="http://schemas.openxmlformats.org/drawingml/2006/picture">
+                <pic:pic xmlns:pic="http://schemas.openxmlformats.org/drawingml/2006/picture">
+                  <pic:nvPicPr>
+                    <pic:cNvPr id="1030420828" name=""/>
+                    <pic:cNvPicPr/>
+                  </pic:nvPicPr>
+                  <pic:blipFill>
+                    <a:blip r:embed="rId23"/>
+                    <a:stretch>
+                      <a:fillRect/>
+                    </a:stretch>
+                  </pic:blipFill>
+                  <pic:spPr>
+                    <a:xfrm>
+                      <a:off x="0" y="0"/>
+                      <a:ext cx="5612130" cy="849630"/>
+                    </a:xfrm>
+                    <a:prstGeom prst="rect">
+                      <a:avLst/>
+                    </a:prstGeom>
+                  </pic:spPr>
+                </pic:pic>
+              </a:graphicData>
+            </a:graphic>
+          </wp:inline>
+        </w:drawing>
+      </w:r>
+    </w:p>
+    <w:p>
+      <w:pPr>
+        <w:jc w:val="center"/>
+        <w:rPr>
+          <w:sz w:val="24"/>
+          <w:szCs w:val="24"/>
+          <w:u w:val="single"/>
+        </w:rPr>
+      </w:pPr>
+      <w:r>
+        <w:rPr>
+          <w:noProof/>
+          <w:sz w:val="24"/>
+          <w:szCs w:val="24"/>
+          <w:u w:val="single"/>
+        </w:rPr>
+        <w:drawing>
+          <wp:inline distT="0" distB="0" distL="0" distR="0" wp14:anchorId="412BA3F9" wp14:editId="7F36357B">
+            <wp:extent cx="4535488" cy="3068305"/>
+            <wp:effectExtent l="0" t="0" r="0" b="0"/>
+            <wp:docPr id="1727508395" name="Imagen 1"/>
+            <wp:cNvGraphicFramePr>
+              <a:graphicFrameLocks xmlns:a="http://schemas.openxmlformats.org/drawingml/2006/main" noChangeAspect="1"/>
+            </wp:cNvGraphicFramePr>
+            <a:graphic xmlns:a="http://schemas.openxmlformats.org/drawingml/2006/main">
+              <a:graphicData uri="http://schemas.openxmlformats.org/drawingml/2006/picture">
+                <pic:pic xmlns:pic="http://schemas.openxmlformats.org/drawingml/2006/picture">
+                  <pic:nvPicPr>
+                    <pic:cNvPr id="1727508395" name=""/>
+                    <pic:cNvPicPr/>
+                  </pic:nvPicPr>
+                  <pic:blipFill>
+                    <a:blip r:embed="rId24"/>
+                    <a:stretch>
+                      <a:fillRect/>
+                    </a:stretch>
+                  </pic:blipFill>
+                  <pic:spPr>
+                    <a:xfrm>
+                      <a:off x="0" y="0"/>
+                      <a:ext cx="4545032" cy="3074761"/>
+                    </a:xfrm>
+                    <a:prstGeom prst="rect">
+                      <a:avLst/>
+                    </a:prstGeom>
+                  </pic:spPr>
+                </pic:pic>
+              </a:graphicData>
+            </a:graphic>
+          </wp:inline>
+        </w:drawing>
+      </w:r>
+    </w:p>
+    <w:p>
+      <w:pPr>
+        <w:pStyle w:val="Prrafodelista"/>
+        <w:numPr>
+          <w:ilvl w:val="0"/>
+          <w:numId w:val="1"/>
+        </w:numPr>
+        <w:rPr>
+          <w:sz w:val="24"/>
+          <w:szCs w:val="24"/>
+          <w:u w:val="single"/>
+        </w:rPr>
+      </w:pPr>
+      <w:r>
+        <w:rPr>
+          <w:sz w:val="24"/>
+          <w:szCs w:val="24"/>
+        </w:rPr>
+        <w:t>Quinto video:</w:t>
+      </w:r>
+    </w:p>
+    <w:p>
+      <w:pPr>
+        <w:rPr>
+          <w:sz w:val="24"/>
+          <w:szCs w:val="24"/>
+          <w:u w:val="single"/>
+        </w:rPr>
+      </w:pPr>
+      <w:r>
+        <w:rPr>
+          <w:noProof/>
+          <w:sz w:val="24"/>
+          <w:szCs w:val="24"/>
+          <w:u w:val="single"/>
+        </w:rPr>
+        <w:lastRenderedPageBreak/>
+        <w:drawing>
+          <wp:inline distT="0" distB="0" distL="0" distR="0" wp14:anchorId="25A71103" wp14:editId="130C6EB5">
+            <wp:extent cx="5612130" cy="1468120"/>
+            <wp:effectExtent l="0" t="0" r="7620" b="0"/>
+            <wp:docPr id="1325496314" name="Imagen 1"/>
+            <wp:cNvGraphicFramePr>
+              <a:graphicFrameLocks xmlns:a="http://schemas.openxmlformats.org/drawingml/2006/main" noChangeAspect="1"/>
+            </wp:cNvGraphicFramePr>
+            <a:graphic xmlns:a="http://schemas.openxmlformats.org/drawingml/2006/main">
+              <a:graphicData uri="http://schemas.openxmlformats.org/drawingml/2006/picture">
+                <pic:pic xmlns:pic="http://schemas.openxmlformats.org/drawingml/2006/picture">
+                  <pic:nvPicPr>
+                    <pic:cNvPr id="1325496314" name=""/>
+                    <pic:cNvPicPr/>
+                  </pic:nvPicPr>
+                  <pic:blipFill>
+                    <a:blip r:embed="rId25"/>
+                    <a:stretch>
+                      <a:fillRect/>
+                    </a:stretch>
+                  </pic:blipFill>
+                  <pic:spPr>
+                    <a:xfrm>
+                      <a:off x="0" y="0"/>
+                      <a:ext cx="5612130" cy="1468120"/>
+                    </a:xfrm>
+                    <a:prstGeom prst="rect">
+                      <a:avLst/>
+                    </a:prstGeom>
+                  </pic:spPr>
+                </pic:pic>
+              </a:graphicData>
+            </a:graphic>
+          </wp:inline>
+        </w:drawing>
+      </w:r>
+    </w:p>
+    <w:p>
+      <w:pPr>
+        <w:rPr>
+          <w:sz w:val="24"/>
+          <w:szCs w:val="24"/>
+          <w:u w:val="single"/>
+        </w:rPr>
+      </w:pPr>
+      <w:r>
+        <w:rPr>
+          <w:noProof/>
+          <w:sz w:val="24"/>
+          <w:szCs w:val="24"/>
+          <w:u w:val="single"/>
+        </w:rPr>
+        <w:drawing>
+          <wp:inline distT="0" distB="0" distL="0" distR="0" wp14:anchorId="2E1ED436" wp14:editId="08FD1ABB">
+            <wp:extent cx="5612130" cy="3321050"/>
+            <wp:effectExtent l="0" t="0" r="7620" b="0"/>
+            <wp:docPr id="98213403" name="Imagen 1"/>
+            <wp:cNvGraphicFramePr>
+              <a:graphicFrameLocks xmlns:a="http://schemas.openxmlformats.org/drawingml/2006/main" noChangeAspect="1"/>
+            </wp:cNvGraphicFramePr>
+            <a:graphic xmlns:a="http://schemas.openxmlformats.org/drawingml/2006/main">
+              <a:graphicData uri="http://schemas.openxmlformats.org/drawingml/2006/picture">
+                <pic:pic xmlns:pic="http://schemas.openxmlformats.org/drawingml/2006/picture">
+                  <pic:nvPicPr>
+                    <pic:cNvPr id="98213403" name=""/>
+                    <pic:cNvPicPr/>
+                  </pic:nvPicPr>
+                  <pic:blipFill>
+                    <a:blip r:embed="rId26"/>
+                    <a:stretch>
+                      <a:fillRect/>
+                    </a:stretch>
+                  </pic:blipFill>
+                  <pic:spPr>
+                    <a:xfrm>
+                      <a:off x="0" y="0"/>
+                      <a:ext cx="5612130" cy="3321050"/>
+                    </a:xfrm>
+                    <a:prstGeom prst="rect">
+                      <a:avLst/>
+                    </a:prstGeom>
+                  </pic:spPr>
+                </pic:pic>
+              </a:graphicData>
+            </a:graphic>
+          </wp:inline>
+        </w:drawing>
+      </w:r>
+    </w:p>
+    <w:p>
+      <w:pPr>
+        <w:rPr>
+          <w:sz w:val="24"/>
+          <w:szCs w:val="24"/>
+          <w:u w:val="single"/>
+        </w:rPr>
+      </w:pPr>
+      <w:r>
+        <w:rPr>
+          <w:noProof/>
+          <w:sz w:val="24"/>
+          <w:szCs w:val="24"/>
+          <w:u w:val="single"/>
+        </w:rPr>
+        <w:drawing>
+          <wp:inline distT="0" distB="0" distL="0" distR="0" wp14:anchorId="6047D626" wp14:editId="199FB9BF">
+            <wp:extent cx="5612130" cy="694055"/>
+            <wp:effectExtent l="0" t="0" r="7620" b="0"/>
+            <wp:docPr id="563163711" name="Imagen 1"/>
+            <wp:cNvGraphicFramePr>
+              <a:graphicFrameLocks xmlns:a="http://schemas.openxmlformats.org/drawingml/2006/main" noChangeAspect="1"/>
+            </wp:cNvGraphicFramePr>
+            <a:graphic xmlns:a="http://schemas.openxmlformats.org/drawingml/2006/main">
+              <a:graphicData uri="http://schemas.openxmlformats.org/drawingml/2006/picture">
+                <pic:pic xmlns:pic="http://schemas.openxmlformats.org/drawingml/2006/picture">
+                  <pic:nvPicPr>
+                    <pic:cNvPr id="563163711" name=""/>
+                    <pic:cNvPicPr/>
+                  </pic:nvPicPr>
+                  <pic:blipFill>
+                    <a:blip r:embed="rId27"/>
+                    <a:stretch>
+                      <a:fillRect/>
+                    </a:stretch>
+                  </pic:blipFill>
+                  <pic:spPr>
+                    <a:xfrm>
+                      <a:off x="0" y="0"/>
+                      <a:ext cx="5612130" cy="694055"/>
+                    </a:xfrm>
+                    <a:prstGeom prst="rect">
+                      <a:avLst/>
+                    </a:prstGeom>
+                  </pic:spPr>
+                </pic:pic>
+              </a:graphicData>
+            </a:graphic>
+          </wp:inline>
+        </w:drawing>
+      </w:r>
+    </w:p>
+    <w:p>
+      <w:pPr>
+        <w:rPr>
+          <w:sz w:val="24"/>
+          <w:szCs w:val="24"/>
+          <w:u w:val="single"/>
+        </w:rPr>
+      </w:pPr>
+      <w:r>
+        <w:rPr>
+          <w:noProof/>
+          <w:sz w:val="24"/>
+          <w:szCs w:val="24"/>
+          <w:u w:val="single"/>
+        </w:rPr>
+        <w:lastRenderedPageBreak/>
+        <w:drawing>
+          <wp:inline distT="0" distB="0" distL="0" distR="0" wp14:anchorId="418FCC8E" wp14:editId="0F05131D">
+            <wp:extent cx="5612130" cy="2915285"/>
+            <wp:effectExtent l="0" t="0" r="7620" b="0"/>
+            <wp:docPr id="610211975" name="Imagen 1"/>
+            <wp:cNvGraphicFramePr>
+              <a:graphicFrameLocks xmlns:a="http://schemas.openxmlformats.org/drawingml/2006/main" noChangeAspect="1"/>
+            </wp:cNvGraphicFramePr>
+            <a:graphic xmlns:a="http://schemas.openxmlformats.org/drawingml/2006/main">
+              <a:graphicData uri="http://schemas.openxmlformats.org/drawingml/2006/picture">
+                <pic:pic xmlns:pic="http://schemas.openxmlformats.org/drawingml/2006/picture">
+                  <pic:nvPicPr>
+                    <pic:cNvPr id="610211975" name=""/>
+                    <pic:cNvPicPr/>
+                  </pic:nvPicPr>
+                  <pic:blipFill>
+                    <a:blip r:embed="rId28"/>
+                    <a:stretch>
+                      <a:fillRect/>
+                    </a:stretch>
+                  </pic:blipFill>
+                  <pic:spPr>
+                    <a:xfrm>
+                      <a:off x="0" y="0"/>
+                      <a:ext cx="5612130" cy="2915285"/>
+                    </a:xfrm>
+                    <a:prstGeom prst="rect">
+                      <a:avLst/>
+                    </a:prstGeom>
+                  </pic:spPr>
+                </pic:pic>
+              </a:graphicData>
+            </a:graphic>
+          </wp:inline>
+        </w:drawing>
+      </w:r>
+    </w:p>
+    <w:p>
+      <w:pPr>
+        <w:pStyle w:val="Prrafodelista"/>
+        <w:numPr>
+          <w:ilvl w:val="0"/>
+          <w:numId w:val="1"/>
+        </w:numPr>
+        <w:rPr>
+          <w:sz w:val="24"/>
+          <w:szCs w:val="24"/>
+          <w:u w:val="single"/>
+        </w:rPr>
+      </w:pPr>
+      <w:r>
+        <w:rPr>
+          <w:sz w:val="24"/>
+          <w:szCs w:val="24"/>
+        </w:rPr>
+        <w:t>Sexto video:</w:t>
+      </w:r>
+    </w:p>
+    <w:p>
+      <w:pPr>
+        <w:rPr>
+          <w:sz w:val="24"/>
+          <w:szCs w:val="24"/>
+          <w:u w:val="single"/>
+        </w:rPr>
+      </w:pPr>
+      <w:r>
+        <w:rPr>
+          <w:noProof/>
+          <w:sz w:val="24"/>
+          <w:szCs w:val="24"/>
+          <w:u w:val="single"/>
+        </w:rPr>
+        <w:drawing>
+          <wp:inline distT="0" distB="0" distL="0" distR="0" wp14:anchorId="29815957" wp14:editId="04D89F40">
+            <wp:extent cx="5612130" cy="1934210"/>
+            <wp:effectExtent l="0" t="0" r="7620" b="8890"/>
+            <wp:docPr id="2010478086" name="Imagen 1"/>
+            <wp:cNvGraphicFramePr>
+              <a:graphicFrameLocks xmlns:a="http://schemas.openxmlformats.org/drawingml/2006/main" noChangeAspect="1"/>
+            </wp:cNvGraphicFramePr>
+            <a:graphic xmlns:a="http://schemas.openxmlformats.org/drawingml/2006/main">
+              <a:graphicData uri="http://schemas.openxmlformats.org/drawingml/2006/picture">
+                <pic:pic xmlns:pic="http://schemas.openxmlformats.org/drawingml/2006/picture">
+                  <pic:nvPicPr>
+                    <pic:cNvPr id="2010478086" name=""/>
+                    <pic:cNvPicPr/>
+                  </pic:nvPicPr>
+                  <pic:blipFill>
+                    <a:blip r:embed="rId29"/>
+                    <a:stretch>
+                      <a:fillRect/>
+                    </a:stretch>
+                  </pic:blipFill>
+                  <pic:spPr>
+                    <a:xfrm>
+                      <a:off x="0" y="0"/>
+                      <a:ext cx="5612130" cy="1934210"/>
+                    </a:xfrm>
+                    <a:prstGeom prst="rect">
+                      <a:avLst/>
+                    </a:prstGeom>
+                  </pic:spPr>
+                </pic:pic>
+              </a:graphicData>
+            </a:graphic>
+          </wp:inline>
+        </w:drawing>
+      </w:r>
+    </w:p>
+    <w:p>
+      <w:pPr>
+        <w:rPr>
+          <w:sz w:val="24"/>
+          <w:szCs w:val="24"/>
+          <w:u w:val="single"/>
+        </w:rPr>
+      </w:pPr>
+      <w:r>
+        <w:rPr>
+          <w:noProof/>
+          <w:sz w:val="24"/>
+          <w:szCs w:val="24"/>
+          <w:u w:val="single"/>
+        </w:rPr>
+        <w:drawing>
+          <wp:inline distT="0" distB="0" distL="0" distR="0" wp14:anchorId="4568A9BF" wp14:editId="5B44DBAD">
+            <wp:extent cx="5182323" cy="1752845"/>
+            <wp:effectExtent l="0" t="0" r="0" b="0"/>
+            <wp:docPr id="2125481320" name="Imagen 1"/>
+            <wp:cNvGraphicFramePr>
+              <a:graphicFrameLocks xmlns:a="http://schemas.openxmlformats.org/drawingml/2006/main" noChangeAspect="1"/>
+            </wp:cNvGraphicFramePr>
+            <a:graphic xmlns:a="http://schemas.openxmlformats.org/drawingml/2006/main">
+              <a:graphicData uri="http://schemas.openxmlformats.org/drawingml/2006/picture">
+                <pic:pic xmlns:pic="http://schemas.openxmlformats.org/drawingml/2006/picture">
+                  <pic:nvPicPr>
+                    <pic:cNvPr id="2125481320" name=""/>
+                    <pic:cNvPicPr/>
+                  </pic:nvPicPr>
+                  <pic:blipFill>
+                    <a:blip r:embed="rId30"/>
+                    <a:stretch>
+                      <a:fillRect/>
+                    </a:stretch>
+                  </pic:blipFill>
+                  <pic:spPr>
+                    <a:xfrm>
+                      <a:off x="0" y="0"/>
+                      <a:ext cx="5182323" cy="1752845"/>
+                    </a:xfrm>
+                    <a:prstGeom prst="rect">
+                      <a:avLst/>
+                    </a:prstGeom>
+                  </pic:spPr>
+                </pic:pic>
+              </a:graphicData>
+            </a:graphic>
+          </wp:inline>
+        </w:drawing>
+      </w:r>
+    </w:p>
+    <w:p>
+      <w:pPr>
+        <w:rPr>
+          <w:sz w:val="24"/>
+          <w:szCs w:val="24"/>
+          <w:u w:val="single"/>
+        </w:rPr>
+      </w:pPr>
+      <w:r>
+        <w:rPr>
+          <w:noProof/>
+          <w:sz w:val="24"/>
+          <w:szCs w:val="24"/>
+          <w:u w:val="single"/>
+        </w:rPr>
+        <w:lastRenderedPageBreak/>
+        <w:drawing>
+          <wp:inline distT="0" distB="0" distL="0" distR="0" wp14:anchorId="25BEF4E5" wp14:editId="0FC052E8">
+            <wp:extent cx="5612130" cy="3244850"/>
+            <wp:effectExtent l="0" t="0" r="7620" b="0"/>
+            <wp:docPr id="33104231" name="Imagen 1"/>
+            <wp:cNvGraphicFramePr>
+              <a:graphicFrameLocks xmlns:a="http://schemas.openxmlformats.org/drawingml/2006/main" noChangeAspect="1"/>
+            </wp:cNvGraphicFramePr>
+            <a:graphic xmlns:a="http://schemas.openxmlformats.org/drawingml/2006/main">
+              <a:graphicData uri="http://schemas.openxmlformats.org/drawingml/2006/picture">
+                <pic:pic xmlns:pic="http://schemas.openxmlformats.org/drawingml/2006/picture">
+                  <pic:nvPicPr>
+                    <pic:cNvPr id="33104231" name=""/>
+                    <pic:cNvPicPr/>
+                  </pic:nvPicPr>
+                  <pic:blipFill>
+                    <a:blip r:embed="rId31"/>
+                    <a:stretch>
+                      <a:fillRect/>
+                    </a:stretch>
+                  </pic:blipFill>
+                  <pic:spPr>
+                    <a:xfrm>
+                      <a:off x="0" y="0"/>
+                      <a:ext cx="5612130" cy="3244850"/>
+                    </a:xfrm>
+                    <a:prstGeom prst="rect">
+                      <a:avLst/>
+                    </a:prstGeom>
+                  </pic:spPr>
+                </pic:pic>
+              </a:graphicData>
+            </a:graphic>
+          </wp:inline>
+        </w:drawing>
+      </w:r>
+    </w:p>
+    <w:p>
+      <w:pPr>
+        <w:rPr>
+          <w:sz w:val="24"/>
+          <w:szCs w:val="24"/>
+          <w:u w:val="single"/>
+        </w:rPr>
+      </w:pPr>
+      <w:r>
+        <w:rPr>
+          <w:noProof/>
+          <w:sz w:val="24"/>
+          <w:szCs w:val="24"/>
+          <w:u w:val="single"/>
+        </w:rPr>
+        <w:drawing>
+          <wp:inline distT="0" distB="0" distL="0" distR="0" wp14:anchorId="56EFC6CD" wp14:editId="47AA9CA2">
+            <wp:extent cx="5201376" cy="1771897"/>
+            <wp:effectExtent l="0" t="0" r="0" b="0"/>
+            <wp:docPr id="715735047" name="Imagen 1"/>
+            <wp:cNvGraphicFramePr>
+              <a:graphicFrameLocks xmlns:a="http://schemas.openxmlformats.org/drawingml/2006/main" noChangeAspect="1"/>
+            </wp:cNvGraphicFramePr>
+            <a:graphic xmlns:a="http://schemas.openxmlformats.org/drawingml/2006/main">
+              <a:graphicData uri="http://schemas.openxmlformats.org/drawingml/2006/picture">
+                <pic:pic xmlns:pic="http://schemas.openxmlformats.org/drawingml/2006/picture">
+                  <pic:nvPicPr>
+                    <pic:cNvPr id="715735047" name=""/>
+                    <pic:cNvPicPr/>
+                  </pic:nvPicPr>
+                  <pic:blipFill>
+                    <a:blip r:embed="rId32"/>
+                    <a:stretch>
+                      <a:fillRect/>
+                    </a:stretch>
+                  </pic:blipFill>
+                  <pic:spPr>
+                    <a:xfrm>
+                      <a:off x="0" y="0"/>
+                      <a:ext cx="5201376" cy="1771897"/>
+                    </a:xfrm>
+                    <a:prstGeom prst="rect">
+                      <a:avLst/>
+                    </a:prstGeom>
+                  </pic:spPr>
+                </pic:pic>
+              </a:graphicData>
+            </a:graphic>
+          </wp:inline>
+        </w:drawing>
+      </w:r>
+    </w:p>
+    <w:p>
+      <w:pPr>
+        <w:rPr>
+          <w:sz w:val="24"/>
+          <w:szCs w:val="24"/>
+          <w:u w:val="single"/>
+        </w:rPr>
+      </w:pPr>
+      <w:r>
+        <w:rPr>
+          <w:noProof/>
+          <w:sz w:val="24"/>
+          <w:szCs w:val="24"/>
+          <w:u w:val="single"/>
+        </w:rPr>
+        <w:lastRenderedPageBreak/>
+        <w:drawing>
+          <wp:inline distT="0" distB="0" distL="0" distR="0" wp14:anchorId="5F3FA528" wp14:editId="0FDF6469">
+            <wp:extent cx="5612130" cy="3526155"/>
+            <wp:effectExtent l="0" t="0" r="7620" b="0"/>
+            <wp:docPr id="519145619" name="Imagen 1"/>
+            <wp:cNvGraphicFramePr>
+              <a:graphicFrameLocks xmlns:a="http://schemas.openxmlformats.org/drawingml/2006/main" noChangeAspect="1"/>
+            </wp:cNvGraphicFramePr>
+            <a:graphic xmlns:a="http://schemas.openxmlformats.org/drawingml/2006/main">
+              <a:graphicData uri="http://schemas.openxmlformats.org/drawingml/2006/picture">
+                <pic:pic xmlns:pic="http://schemas.openxmlformats.org/drawingml/2006/picture">
+                  <pic:nvPicPr>
+                    <pic:cNvPr id="519145619" name=""/>
+                    <pic:cNvPicPr/>
+                  </pic:nvPicPr>
+                  <pic:blipFill>
+                    <a:blip r:embed="rId33"/>
+                    <a:stretch>
+                      <a:fillRect/>
+                    </a:stretch>
+                  </pic:blipFill>
+                  <pic:spPr>
+                    <a:xfrm>
+                      <a:off x="0" y="0"/>
+                      <a:ext cx="5612130" cy="3526155"/>
+                    </a:xfrm>
+                    <a:prstGeom prst="rect">
+                      <a:avLst/>
+                    </a:prstGeom>
+                  </pic:spPr>
+                </pic:pic>
+              </a:graphicData>
+            </a:graphic>
+          </wp:inline>
+        </w:drawing>
+      </w:r>
+    </w:p>
+    <w:p>
+      <w:pPr>
+        <w:rPr>
+          <w:sz w:val="24"/>
+          <w:szCs w:val="24"/>
+          <w:u w:val="single"/>
+        </w:rPr>
+      </w:pPr>
+      <w:r>
+        <w:rPr>
+          <w:noProof/>
+          <w:sz w:val="24"/>
+          <w:szCs w:val="24"/>
+          <w:u w:val="single"/>
+        </w:rPr>
+        <w:drawing>
+          <wp:inline distT="0" distB="0" distL="0" distR="0" wp14:anchorId="018A0015" wp14:editId="2631C9BF">
+            <wp:extent cx="5106113" cy="1867161"/>
+            <wp:effectExtent l="0" t="0" r="0" b="0"/>
+            <wp:docPr id="1369887356" name="Imagen 1"/>
+            <wp:cNvGraphicFramePr>
+              <a:graphicFrameLocks xmlns:a="http://schemas.openxmlformats.org/drawingml/2006/main" noChangeAspect="1"/>
+            </wp:cNvGraphicFramePr>
+            <a:graphic xmlns:a="http://schemas.openxmlformats.org/drawingml/2006/main">
+              <a:graphicData uri="http://schemas.openxmlformats.org/drawingml/2006/picture">
+                <pic:pic xmlns:pic="http://schemas.openxmlformats.org/drawingml/2006/picture">
+                  <pic:nvPicPr>
+                    <pic:cNvPr id="1369887356" name=""/>
+                    <pic:cNvPicPr/>
+                  </pic:nvPicPr>
+                  <pic:blipFill>
+                    <a:blip r:embed="rId34"/>
+                    <a:stretch>
+                      <a:fillRect/>
+                    </a:stretch>
+                  </pic:blipFill>
+                  <pic:spPr>
+                    <a:xfrm>
+                      <a:off x="0" y="0"/>
+                      <a:ext cx="5106113" cy="1867161"/>
+                    </a:xfrm>
+                    <a:prstGeom prst="rect">
+                      <a:avLst/>
+                    </a:prstGeom>
+                  </pic:spPr>
+                </pic:pic>
+              </a:graphicData>
+            </a:graphic>
+          </wp:inline>
+        </w:drawing>
+      </w:r>
+    </w:p>
+    <w:p>
+      <w:pPr>
+        <w:rPr>
+          <w:sz w:val="24"/>
+          <w:szCs w:val="24"/>
+          <w:u w:val="single"/>
+        </w:rPr>
+      </w:pPr>
+      <w:r>
+        <w:rPr>
+          <w:noProof/>
+          <w:sz w:val="24"/>
+          <w:szCs w:val="24"/>
+          <w:u w:val="single"/>
+        </w:rPr>
+        <w:lastRenderedPageBreak/>
+        <w:drawing>
+          <wp:inline distT="0" distB="0" distL="0" distR="0" wp14:anchorId="20CB5F51" wp14:editId="42FCE7DB">
+            <wp:extent cx="5612130" cy="3533140"/>
+            <wp:effectExtent l="0" t="0" r="7620" b="0"/>
+            <wp:docPr id="12554827" name="Imagen 1"/>
+            <wp:cNvGraphicFramePr>
+              <a:graphicFrameLocks xmlns:a="http://schemas.openxmlformats.org/drawingml/2006/main" noChangeAspect="1"/>
+            </wp:cNvGraphicFramePr>
+            <a:graphic xmlns:a="http://schemas.openxmlformats.org/drawingml/2006/main">
+              <a:graphicData uri="http://schemas.openxmlformats.org/drawingml/2006/picture">
+                <pic:pic xmlns:pic="http://schemas.openxmlformats.org/drawingml/2006/picture">
+                  <pic:nvPicPr>
+                    <pic:cNvPr id="12554827" name=""/>
+                    <pic:cNvPicPr/>
+                  </pic:nvPicPr>
+                  <pic:blipFill>
+                    <a:blip r:embed="rId35"/>
+                    <a:stretch>
+                      <a:fillRect/>
+                    </a:stretch>
+                  </pic:blipFill>
+                  <pic:spPr>
+                    <a:xfrm>
+                      <a:off x="0" y="0"/>
+                      <a:ext cx="5612130" cy="3533140"/>
+                    </a:xfrm>
+                    <a:prstGeom prst="rect">
+                      <a:avLst/>
+                    </a:prstGeom>
+                  </pic:spPr>
+                </pic:pic>
+              </a:graphicData>
+            </a:graphic>
+          </wp:inline>
+        </w:drawing>
+      </w:r>
+    </w:p>
+    <w:p>
+      <w:pPr>
+        <w:rPr>
+          <w:sz w:val="24"/>
+          <w:szCs w:val="24"/>
+          <w:u w:val="single"/>
+        </w:rPr>
+      </w:pPr>
+      <w:r>
+        <w:rPr>
+          <w:noProof/>
+          <w:sz w:val="24"/>
+          <w:szCs w:val="24"/>
+          <w:u w:val="single"/>
+        </w:rPr>
+        <w:drawing>
+          <wp:inline distT="0" distB="0" distL="0" distR="0" wp14:anchorId="0E91CC20" wp14:editId="1D36C3A3">
+            <wp:extent cx="5612130" cy="1509395"/>
+            <wp:effectExtent l="0" t="0" r="7620" b="0"/>
+            <wp:docPr id="1993563724" name="Imagen 1"/>
+            <wp:cNvGraphicFramePr>
+              <a:graphicFrameLocks xmlns:a="http://schemas.openxmlformats.org/drawingml/2006/main" noChangeAspect="1"/>
+            </wp:cNvGraphicFramePr>
+            <a:graphic xmlns:a="http://schemas.openxmlformats.org/drawingml/2006/main">
+              <a:graphicData uri="http://schemas.openxmlformats.org/drawingml/2006/picture">
+                <pic:pic xmlns:pic="http://schemas.openxmlformats.org/drawingml/2006/picture">
+                  <pic:nvPicPr>
+                    <pic:cNvPr id="1993563724" name=""/>
+                    <pic:cNvPicPr/>
+                  </pic:nvPicPr>
+                  <pic:blipFill>
+                    <a:blip r:embed="rId36"/>
+                    <a:stretch>
+                      <a:fillRect/>
+                    </a:stretch>
+                  </pic:blipFill>
+                  <pic:spPr>
+                    <a:xfrm>
+                      <a:off x="0" y="0"/>
+                      <a:ext cx="5612130" cy="1509395"/>
+                    </a:xfrm>
+                    <a:prstGeom prst="rect">
+                      <a:avLst/>
+                    </a:prstGeom>
+                  </pic:spPr>
+                </pic:pic>
+              </a:graphicData>
+            </a:graphic>
+          </wp:inline>
+        </w:drawing>
+      </w:r>
+    </w:p>
+    <w:p>
+      <w:pPr>
+        <w:rPr>
+          <w:sz w:val="24"/>
+          <w:szCs w:val="24"/>
+          <w:u w:val="single"/>
+        </w:rPr>
+      </w:pPr>
+      <w:r>
+        <w:rPr>
+          <w:noProof/>
+          <w:sz w:val="24"/>
+          <w:szCs w:val="24"/>
+          <w:u w:val="single"/>
+        </w:rPr>
+        <w:drawing>
+          <wp:inline distT="0" distB="0" distL="0" distR="0" wp14:anchorId="69345CA3" wp14:editId="243D1BA2">
+            <wp:extent cx="5612130" cy="1528445"/>
+            <wp:effectExtent l="0" t="0" r="7620" b="0"/>
+            <wp:docPr id="664219791" name="Imagen 1"/>
+            <wp:cNvGraphicFramePr>
+              <a:graphicFrameLocks xmlns:a="http://schemas.openxmlformats.org/drawingml/2006/main" noChangeAspect="1"/>
+            </wp:cNvGraphicFramePr>
+            <a:graphic xmlns:a="http://schemas.openxmlformats.org/drawingml/2006/main">
+              <a:graphicData uri="http://schemas.openxmlformats.org/drawingml/2006/picture">
+                <pic:pic xmlns:pic="http://schemas.openxmlformats.org/drawingml/2006/picture">
+                  <pic:nvPicPr>
+                    <pic:cNvPr id="664219791" name=""/>
+                    <pic:cNvPicPr/>
+                  </pic:nvPicPr>
+                  <pic:blipFill>
+                    <a:blip r:embed="rId37"/>
+                    <a:stretch>
+                      <a:fillRect/>
+                    </a:stretch>
+                  </pic:blipFill>
+                  <pic:spPr>
+                    <a:xfrm>
+                      <a:off x="0" y="0"/>
+                      <a:ext cx="5612130" cy="1528445"/>
+                    </a:xfrm>
+                    <a:prstGeom prst="rect">
+                      <a:avLst/>
+                    </a:prstGeom>
+                  </pic:spPr>
+                </pic:pic>
+              </a:graphicData>
+            </a:graphic>
+          </wp:inline>
+        </w:drawing>
+      </w:r>
+    </w:p>
+    <w:p>
+      <w:pPr>
+        <w:rPr>
+          <w:sz w:val="24"/>
+          <w:szCs w:val="24"/>
+          <w:u w:val="single"/>
+        </w:rPr>
+      </w:pPr>
+      <w:r>
+        <w:rPr>
+          <w:noProof/>
+          <w:sz w:val="24"/>
+          <w:szCs w:val="24"/>
+          <w:u w:val="single"/>
+        </w:rPr>
+        <w:lastRenderedPageBreak/>
+        <w:drawing>
+          <wp:inline distT="0" distB="0" distL="0" distR="0" wp14:anchorId="03A6CECD" wp14:editId="7E0E389A">
+            <wp:extent cx="5612130" cy="1384300"/>
+            <wp:effectExtent l="0" t="0" r="7620" b="6350"/>
+            <wp:docPr id="1289714178" name="Imagen 1"/>
+            <wp:cNvGraphicFramePr>
+              <a:graphicFrameLocks xmlns:a="http://schemas.openxmlformats.org/drawingml/2006/main" noChangeAspect="1"/>
+            </wp:cNvGraphicFramePr>
+            <a:graphic xmlns:a="http://schemas.openxmlformats.org/drawingml/2006/main">
+              <a:graphicData uri="http://schemas.openxmlformats.org/drawingml/2006/picture">
+                <pic:pic xmlns:pic="http://schemas.openxmlformats.org/drawingml/2006/picture">
+                  <pic:nvPicPr>
+                    <pic:cNvPr id="1289714178" name=""/>
+                    <pic:cNvPicPr/>
+                  </pic:nvPicPr>
+                  <pic:blipFill>
+                    <a:blip r:embed="rId38"/>
+                    <a:stretch>
+                      <a:fillRect/>
+                    </a:stretch>
+                  </pic:blipFill>
+                  <pic:spPr>
+                    <a:xfrm>
+                      <a:off x="0" y="0"/>
+                      <a:ext cx="5612130" cy="1384300"/>
+                    </a:xfrm>
+                    <a:prstGeom prst="rect">
+                      <a:avLst/>
+                    </a:prstGeom>
+                  </pic:spPr>
+                </pic:pic>
+              </a:graphicData>
+            </a:graphic>
+          </wp:inline>
+        </w:drawing>
+      </w:r>
+    </w:p>
+    <w:p>
+      <w:pPr>
+        <w:rPr>
+          <w:sz w:val="24"/>
+          <w:szCs w:val="24"/>
+          <w:u w:val="single"/>
+        </w:rPr>
+      </w:pPr>
+      <w:r>
+        <w:rPr>
+          <w:noProof/>
+          <w:sz w:val="24"/>
+          <w:szCs w:val="24"/>
+          <w:u w:val="single"/>
+        </w:rPr>
+        <w:drawing>
+          <wp:inline distT="0" distB="0" distL="0" distR="0" wp14:anchorId="0544529E" wp14:editId="369A2708">
+            <wp:extent cx="5612130" cy="1081405"/>
+            <wp:effectExtent l="0" t="0" r="7620" b="4445"/>
+            <wp:docPr id="597230477" name="Imagen 1"/>
+            <wp:cNvGraphicFramePr>
+              <a:graphicFrameLocks xmlns:a="http://schemas.openxmlformats.org/drawingml/2006/main" noChangeAspect="1"/>
+            </wp:cNvGraphicFramePr>
+            <a:graphic xmlns:a="http://schemas.openxmlformats.org/drawingml/2006/main">
+              <a:graphicData uri="http://schemas.openxmlformats.org/drawingml/2006/picture">
+                <pic:pic xmlns:pic="http://schemas.openxmlformats.org/drawingml/2006/picture">
+                  <pic:nvPicPr>
+                    <pic:cNvPr id="597230477" name=""/>
+                    <pic:cNvPicPr/>
+                  </pic:nvPicPr>
+                  <pic:blipFill>
+                    <a:blip r:embed="rId39"/>
+                    <a:stretch>
+                      <a:fillRect/>
+                    </a:stretch>
+                  </pic:blipFill>
+                  <pic:spPr>
+                    <a:xfrm>
+                      <a:off x="0" y="0"/>
+                      <a:ext cx="5612130" cy="1081405"/>
+                    </a:xfrm>
+                    <a:prstGeom prst="rect">
+                      <a:avLst/>
+                    </a:prstGeom>
+                  </pic:spPr>
+                </pic:pic>
+              </a:graphicData>
+            </a:graphic>
+          </wp:inline>
+        </w:drawing>
+      </w:r>
+    </w:p>
+    <w:p>
+      <w:pPr>
+        <w:rPr>
+          <w:sz w:val="24"/>
+          <w:szCs w:val="24"/>
+          <w:u w:val="single"/>
+        </w:rPr>
+      </w:pPr>
+      <w:r>
+        <w:rPr>
+          <w:noProof/>
+          <w:sz w:val="24"/>
+          <w:szCs w:val="24"/>
+          <w:u w:val="single"/>
+        </w:rPr>
+        <w:drawing>
+          <wp:inline distT="0" distB="0" distL="0" distR="0" wp14:anchorId="21F66F56" wp14:editId="5CD7881F">
+            <wp:extent cx="5612130" cy="1783715"/>
+            <wp:effectExtent l="0" t="0" r="7620" b="6985"/>
+            <wp:docPr id="495931086" name="Imagen 1"/>
+            <wp:cNvGraphicFramePr>
+              <a:graphicFrameLocks xmlns:a="http://schemas.openxmlformats.org/drawingml/2006/main" noChangeAspect="1"/>
+            </wp:cNvGraphicFramePr>
+            <a:graphic xmlns:a="http://schemas.openxmlformats.org/drawingml/2006/main">
+              <a:graphicData uri="http://schemas.openxmlformats.org/drawingml/2006/picture">
+                <pic:pic xmlns:pic="http://schemas.openxmlformats.org/drawingml/2006/picture">
+                  <pic:nvPicPr>
+                    <pic:cNvPr id="495931086" name=""/>
+                    <pic:cNvPicPr/>
+                  </pic:nvPicPr>
+                  <pic:blipFill>
+                    <a:blip r:embed="rId40"/>
+                    <a:stretch>
+                      <a:fillRect/>
+                    </a:stretch>
+                  </pic:blipFill>
+                  <pic:spPr>
+                    <a:xfrm>
+                      <a:off x="0" y="0"/>
+                      <a:ext cx="5612130" cy="1783715"/>
+                    </a:xfrm>
+                    <a:prstGeom prst="rect">
+                      <a:avLst/>
+                    </a:prstGeom>
+                  </pic:spPr>
+                </pic:pic>
+              </a:graphicData>
+            </a:graphic>
+          </wp:inline>
+        </w:drawing>
+      </w:r>
+    </w:p>
+    <w:p>
+      <w:pPr>
+        <w:pStyle w:val="Prrafodelista"/>
+        <w:numPr>
+          <w:ilvl w:val="0"/>
+          <w:numId w:val="1"/>
+        </w:numPr>
+        <w:rPr>
+          <w:sz w:val="24"/>
+          <w:szCs w:val="24"/>
+          <w:u w:val="single"/>
+        </w:rPr>
+      </w:pPr>
+      <w:r>
+        <w:rPr>
+          <w:sz w:val="24"/>
+          <w:szCs w:val="24"/>
+        </w:rPr>
+        <w:t>Séptimo video:</w:t>
+      </w:r>
+    </w:p>
+    <w:p>
+      <w:pPr>
+        <w:rPr>
+          <w:sz w:val="24"/>
+          <w:szCs w:val="24"/>
+          <w:u w:val="single"/>
+        </w:rPr>
+      </w:pPr>
+      <w:r>
+        <w:rPr>
+          <w:noProof/>
+          <w:sz w:val="24"/>
+          <w:szCs w:val="24"/>
+          <w:u w:val="single"/>
+        </w:rPr>
+        <w:drawing>
+          <wp:inline distT="0" distB="0" distL="0" distR="0" wp14:anchorId="3016CB3C" wp14:editId="757F99DB">
+            <wp:extent cx="4782217" cy="2915057"/>
+            <wp:effectExtent l="0" t="0" r="0" b="0"/>
+            <wp:docPr id="1755853994" name="Imagen 1"/>
+            <wp:cNvGraphicFramePr>
+              <a:graphicFrameLocks xmlns:a="http://schemas.openxmlformats.org/drawingml/2006/main" noChangeAspect="1"/>
+            </wp:cNvGraphicFramePr>
+            <a:graphic xmlns:a="http://schemas.openxmlformats.org/drawingml/2006/main">
+              <a:graphicData uri="http://schemas.openxmlformats.org/drawingml/2006/picture">
+                <pic:pic xmlns:pic="http://schemas.openxmlformats.org/drawingml/2006/picture">
+                  <pic:nvPicPr>
+                    <pic:cNvPr id="1755853994" name=""/>
+                    <pic:cNvPicPr/>
+                  </pic:nvPicPr>
+                  <pic:blipFill>
+                    <a:blip r:embed="rId41"/>
+                    <a:stretch>
+                      <a:fillRect/>
+                    </a:stretch>
+                  </pic:blipFill>
+                  <pic:spPr>
+                    <a:xfrm>
+                      <a:off x="0" y="0"/>
+                      <a:ext cx="4782217" cy="2915057"/>
+                    </a:xfrm>
+                    <a:prstGeom prst="rect">
+                      <a:avLst/>
+                    </a:prstGeom>
+                  </pic:spPr>
+                </pic:pic>
+              </a:graphicData>
+            </a:graphic>
+          </wp:inline>
+        </w:drawing>
+      </w:r>
+    </w:p>
+    <w:p>
+      <w:pPr>
+        <w:rPr>
+          <w:sz w:val="24"/>
+          <w:szCs w:val="24"/>
+          <w:u w:val="single"/>
+        </w:rPr>
+      </w:pPr>
+      <w:r>
+        <w:rPr>
+          <w:noProof/>
+          <w:sz w:val="24"/>
+          <w:szCs w:val="24"/>
+          <w:u w:val="single"/>
+        </w:rPr>
+        <w:lastRenderedPageBreak/>
+        <w:drawing>
+          <wp:inline distT="0" distB="0" distL="0" distR="0" wp14:anchorId="4B743392" wp14:editId="4DBE549D">
+            <wp:extent cx="5612130" cy="1559560"/>
+            <wp:effectExtent l="0" t="0" r="7620" b="2540"/>
+            <wp:docPr id="511555971" name="Imagen 1"/>
+            <wp:cNvGraphicFramePr>
+              <a:graphicFrameLocks xmlns:a="http://schemas.openxmlformats.org/drawingml/2006/main" noChangeAspect="1"/>
+            </wp:cNvGraphicFramePr>
+            <a:graphic xmlns:a="http://schemas.openxmlformats.org/drawingml/2006/main">
+              <a:graphicData uri="http://schemas.openxmlformats.org/drawingml/2006/picture">
+                <pic:pic xmlns:pic="http://schemas.openxmlformats.org/drawingml/2006/picture">
+                  <pic:nvPicPr>
+                    <pic:cNvPr id="511555971" name=""/>
+                    <pic:cNvPicPr/>
+                  </pic:nvPicPr>
+                  <pic:blipFill>
+                    <a:blip r:embed="rId42"/>
+                    <a:stretch>
+                      <a:fillRect/>
+                    </a:stretch>
+                  </pic:blipFill>
+                  <pic:spPr>
+                    <a:xfrm>
+                      <a:off x="0" y="0"/>
+                      <a:ext cx="5612130" cy="1559560"/>
+                    </a:xfrm>
+                    <a:prstGeom prst="rect">
+                      <a:avLst/>
+                    </a:prstGeom>
+                  </pic:spPr>
+                </pic:pic>
+              </a:graphicData>
+            </a:graphic>
+          </wp:inline>
+        </w:drawing>
+      </w:r>
+    </w:p>
+    <w:p>
+      <w:pPr>
+        <w:rPr>
+          <w:sz w:val="24"/>
+          <w:szCs w:val="24"/>
+          <w:u w:val="single"/>
+        </w:rPr>
+      </w:pPr>
+      <w:r>
+        <w:rPr>
+          <w:noProof/>
+          <w:sz w:val="24"/>
+          <w:szCs w:val="24"/>
+          <w:u w:val="single"/>
+        </w:rPr>
+        <w:drawing>
+          <wp:inline distT="0" distB="0" distL="0" distR="0" wp14:anchorId="6AE73D4B" wp14:editId="71E387C9">
+            <wp:extent cx="5612130" cy="1231265"/>
+            <wp:effectExtent l="0" t="0" r="7620" b="6985"/>
+            <wp:docPr id="960694343" name="Imagen 1"/>
+            <wp:cNvGraphicFramePr>
+              <a:graphicFrameLocks xmlns:a="http://schemas.openxmlformats.org/drawingml/2006/main" noChangeAspect="1"/>
+            </wp:cNvGraphicFramePr>
+            <a:graphic xmlns:a="http://schemas.openxmlformats.org/drawingml/2006/main">
+              <a:graphicData uri="http://schemas.openxmlformats.org/drawingml/2006/picture">
+                <pic:pic xmlns:pic="http://schemas.openxmlformats.org/drawingml/2006/picture">
+                  <pic:nvPicPr>
+                    <pic:cNvPr id="960694343" name=""/>
+                    <pic:cNvPicPr/>
+                  </pic:nvPicPr>
+                  <pic:blipFill>
+                    <a:blip r:embed="rId43"/>
+                    <a:stretch>
+                      <a:fillRect/>
+                    </a:stretch>
+                  </pic:blipFill>
+                  <pic:spPr>
+                    <a:xfrm>
+                      <a:off x="0" y="0"/>
+                      <a:ext cx="5612130" cy="1231265"/>
+                    </a:xfrm>
+                    <a:prstGeom prst="rect">
+                      <a:avLst/>
+                    </a:prstGeom>
+                  </pic:spPr>
+                </pic:pic>
+              </a:graphicData>
+            </a:graphic>
+          </wp:inline>
+        </w:drawing>
+      </w:r>
+    </w:p>
+    <w:p>
+      <w:pPr>
+        <w:rPr>
+          <w:sz w:val="24"/>
+          <w:szCs w:val="24"/>
+          <w:u w:val="single"/>
+        </w:rPr>
+      </w:pPr>
+      <w:r>
+        <w:rPr>
+          <w:noProof/>
+          <w:sz w:val="24"/>
+          <w:szCs w:val="24"/>
+          <w:u w:val="single"/>
+        </w:rPr>
+        <w:drawing>
+          <wp:inline distT="0" distB="0" distL="0" distR="0" wp14:anchorId="5FA6AEE3" wp14:editId="3F539DDD">
+            <wp:extent cx="5612130" cy="1897380"/>
+            <wp:effectExtent l="0" t="0" r="7620" b="7620"/>
+            <wp:docPr id="1503096837" name="Imagen 1"/>
+            <wp:cNvGraphicFramePr>
+              <a:graphicFrameLocks xmlns:a="http://schemas.openxmlformats.org/drawingml/2006/main" noChangeAspect="1"/>
+            </wp:cNvGraphicFramePr>
+            <a:graphic xmlns:a="http://schemas.openxmlformats.org/drawingml/2006/main">
+              <a:graphicData uri="http://schemas.openxmlformats.org/drawingml/2006/picture">
+                <pic:pic xmlns:pic="http://schemas.openxmlformats.org/drawingml/2006/picture">
+                  <pic:nvPicPr>
+                    <pic:cNvPr id="1503096837" name=""/>
+                    <pic:cNvPicPr/>
+                  </pic:nvPicPr>
+                  <pic:blipFill>
+                    <a:blip r:embed="rId44"/>
+                    <a:stretch>
+                      <a:fillRect/>
+                    </a:stretch>
+                  </pic:blipFill>
+                  <pic:spPr>
+                    <a:xfrm>
+                      <a:off x="0" y="0"/>
+                      <a:ext cx="5612130" cy="1897380"/>
+                    </a:xfrm>
+                    <a:prstGeom prst="rect">
+                      <a:avLst/>
+                    </a:prstGeom>
+                  </pic:spPr>
+                </pic:pic>
+              </a:graphicData>
+            </a:graphic>
+          </wp:inline>
+        </w:drawing>
+      </w:r>
+    </w:p>
+    <w:p>
+      <w:pPr>
+        <w:rPr>
+          <w:sz w:val="24"/>
+          <w:szCs w:val="24"/>
+          <w:u w:val="single"/>
+        </w:rPr>
+      </w:pPr>
+      <w:r>
+        <w:rPr>
+          <w:noProof/>
+          <w:sz w:val="24"/>
+          <w:szCs w:val="24"/>
+          <w:u w:val="single"/>
+        </w:rPr>
+        <w:lastRenderedPageBreak/>
+        <w:drawing>
+          <wp:inline distT="0" distB="0" distL="0" distR="0" wp14:anchorId="2D978F46" wp14:editId="6FC1492E">
+            <wp:extent cx="5612130" cy="5244465"/>
+            <wp:effectExtent l="0" t="0" r="7620" b="0"/>
+            <wp:docPr id="1854726234" name="Imagen 1"/>
+            <wp:cNvGraphicFramePr>
+              <a:graphicFrameLocks xmlns:a="http://schemas.openxmlformats.org/drawingml/2006/main" noChangeAspect="1"/>
+            </wp:cNvGraphicFramePr>
+            <a:graphic xmlns:a="http://schemas.openxmlformats.org/drawingml/2006/main">
+              <a:graphicData uri="http://schemas.openxmlformats.org/drawingml/2006/picture">
+                <pic:pic xmlns:pic="http://schemas.openxmlformats.org/drawingml/2006/picture">
+                  <pic:nvPicPr>
+                    <pic:cNvPr id="1854726234" name=""/>
+                    <pic:cNvPicPr/>
+                  </pic:nvPicPr>
+                  <pic:blipFill>
+                    <a:blip r:embed="rId45"/>
+                    <a:stretch>
+                      <a:fillRect/>
+                    </a:stretch>
+                  </pic:blipFill>
+                  <pic:spPr>
+                    <a:xfrm>
+                      <a:off x="0" y="0"/>
+                      <a:ext cx="5612130" cy="5244465"/>
+                    </a:xfrm>
+                    <a:prstGeom prst="rect">
+                      <a:avLst/>
+                    </a:prstGeom>
+                  </pic:spPr>
+                </pic:pic>
+              </a:graphicData>
+            </a:graphic>
+          </wp:inline>
+        </w:drawing>
+      </w:r>
+    </w:p>
+    <w:p>
+      <w:pPr>
+        <w:rPr>
+          <w:sz w:val="24"/>
+          <w:szCs w:val="24"/>
+          <w:u w:val="single"/>
+        </w:rPr>
+      </w:pPr>
+      <w:r>
+        <w:rPr>
+          <w:noProof/>
+          <w:sz w:val="24"/>
+          <w:szCs w:val="24"/>
+          <w:u w:val="single"/>
+        </w:rPr>
+        <w:drawing>
+          <wp:inline distT="0" distB="0" distL="0" distR="0" wp14:anchorId="52CB2161" wp14:editId="3AE3718A">
+            <wp:extent cx="5612130" cy="2343785"/>
+            <wp:effectExtent l="0" t="0" r="7620" b="0"/>
+            <wp:docPr id="238700807" name="Imagen 1"/>
+            <wp:cNvGraphicFramePr>
+              <a:graphicFrameLocks xmlns:a="http://schemas.openxmlformats.org/drawingml/2006/main" noChangeAspect="1"/>
+            </wp:cNvGraphicFramePr>
+            <a:graphic xmlns:a="http://schemas.openxmlformats.org/drawingml/2006/main">
+              <a:graphicData uri="http://schemas.openxmlformats.org/drawingml/2006/picture">
+                <pic:pic xmlns:pic="http://schemas.openxmlformats.org/drawingml/2006/picture">
+                  <pic:nvPicPr>
+                    <pic:cNvPr id="238700807" name=""/>
+                    <pic:cNvPicPr/>
+                  </pic:nvPicPr>
+                  <pic:blipFill>
+                    <a:blip r:embed="rId46"/>
+                    <a:stretch>
+                      <a:fillRect/>
+                    </a:stretch>
+                  </pic:blipFill>
+                  <pic:spPr>
+                    <a:xfrm>
+                      <a:off x="0" y="0"/>
+                      <a:ext cx="5612130" cy="2343785"/>
+                    </a:xfrm>
+                    <a:prstGeom prst="rect">
+                      <a:avLst/>
+                    </a:prstGeom>
+                  </pic:spPr>
+                </pic:pic>
+              </a:graphicData>
+            </a:graphic>
+          </wp:inline>
+        </w:drawing>
+      </w:r>
+    </w:p>
+    <w:p>
+      <w:pPr>
+        <w:rPr>
+          <w:sz w:val="24"/>
+          <w:szCs w:val="24"/>
+          <w:u w:val="single"/>
+        </w:rPr>
+      </w:pPr>
+      <w:r>
+        <w:rPr>
+          <w:noProof/>
+          <w:sz w:val="24"/>
+          <w:szCs w:val="24"/>
+          <w:u w:val="single"/>
+        </w:rPr>
+        <w:lastRenderedPageBreak/>
+        <w:drawing>
+          <wp:inline distT="0" distB="0" distL="0" distR="0" wp14:anchorId="3C510118" wp14:editId="417FF1F5">
+            <wp:extent cx="5612130" cy="3302635"/>
+            <wp:effectExtent l="0" t="0" r="7620" b="0"/>
+            <wp:docPr id="1262832673" name="Imagen 1"/>
+            <wp:cNvGraphicFramePr>
+              <a:graphicFrameLocks xmlns:a="http://schemas.openxmlformats.org/drawingml/2006/main" noChangeAspect="1"/>
+            </wp:cNvGraphicFramePr>
+            <a:graphic xmlns:a="http://schemas.openxmlformats.org/drawingml/2006/main">
+              <a:graphicData uri="http://schemas.openxmlformats.org/drawingml/2006/picture">
+                <pic:pic xmlns:pic="http://schemas.openxmlformats.org/drawingml/2006/picture">
+                  <pic:nvPicPr>
+                    <pic:cNvPr id="1262832673" name=""/>
+                    <pic:cNvPicPr/>
+                  </pic:nvPicPr>
+                  <pic:blipFill>
+                    <a:blip r:embed="rId47"/>
+                    <a:stretch>
+                      <a:fillRect/>
+                    </a:stretch>
+                  </pic:blipFill>
+                  <pic:spPr>
+                    <a:xfrm>
+                      <a:off x="0" y="0"/>
+                      <a:ext cx="5612130" cy="3302635"/>
+                    </a:xfrm>
+                    <a:prstGeom prst="rect">
+                      <a:avLst/>
+                    </a:prstGeom>
+                  </pic:spPr>
+                </pic:pic>
+              </a:graphicData>
+            </a:graphic>
+          </wp:inline>
+        </w:drawing>
+      </w:r>
+    </w:p>
+    <w:p>
+      <w:pPr>
+        <w:rPr>
+          <w:sz w:val="24"/>
+          <w:szCs w:val="24"/>
+          <w:u w:val="single"/>
+        </w:rPr>
+      </w:pPr>
+      <w:r>
+        <w:rPr>
+          <w:noProof/>
+          <w:sz w:val="24"/>
+          <w:szCs w:val="24"/>
+          <w:u w:val="single"/>
+        </w:rPr>
+        <w:drawing>
+          <wp:inline distT="0" distB="0" distL="0" distR="0" wp14:anchorId="786F0DAF" wp14:editId="3DFB99C7">
+            <wp:extent cx="5612130" cy="1569085"/>
+            <wp:effectExtent l="0" t="0" r="7620" b="0"/>
+            <wp:docPr id="2068788311" name="Imagen 1"/>
+            <wp:cNvGraphicFramePr>
+              <a:graphicFrameLocks xmlns:a="http://schemas.openxmlformats.org/drawingml/2006/main" noChangeAspect="1"/>
+            </wp:cNvGraphicFramePr>
+            <a:graphic xmlns:a="http://schemas.openxmlformats.org/drawingml/2006/main">
+              <a:graphicData uri="http://schemas.openxmlformats.org/drawingml/2006/picture">
+                <pic:pic xmlns:pic="http://schemas.openxmlformats.org/drawingml/2006/picture">
+                  <pic:nvPicPr>
+                    <pic:cNvPr id="2068788311" name=""/>
+                    <pic:cNvPicPr/>
+                  </pic:nvPicPr>
+                  <pic:blipFill>
+                    <a:blip r:embed="rId48"/>
+                    <a:stretch>
+                      <a:fillRect/>
+                    </a:stretch>
+                  </pic:blipFill>
+                  <pic:spPr>
+                    <a:xfrm>
+                      <a:off x="0" y="0"/>
+                      <a:ext cx="5612130" cy="1569085"/>
+                    </a:xfrm>
+                    <a:prstGeom prst="rect">
+                      <a:avLst/>
+                    </a:prstGeom>
+                  </pic:spPr>
+                </pic:pic>
+              </a:graphicData>
+            </a:graphic>
+          </wp:inline>
+        </w:drawing>
+      </w:r>
+    </w:p>
+    <w:p>
+      <w:pPr>
+        <w:pStyle w:val="Prrafodelista"/>
+        <w:numPr>
+          <w:ilvl w:val="0"/>
+          <w:numId w:val="1"/>
+        </w:numPr>
+        <w:rPr>
+          <w:sz w:val="24"/>
+          <w:szCs w:val="24"/>
+          <w:u w:val="single"/>
+        </w:rPr>
+      </w:pPr>
+      <w:r>
+        <w:rPr>
+          <w:sz w:val="24"/>
+          <w:szCs w:val="24"/>
+        </w:rPr>
+        <w:t>Octavo video:</w:t>
+      </w:r>
+    </w:p>
+    <w:p>
+      <w:pPr>
+        <w:jc w:val="center"/>
+        <w:rPr>
+          <w:sz w:val="24"/>
+          <w:szCs w:val="24"/>
+          <w:u w:val="single"/>
+        </w:rPr>
+      </w:pPr>
+      <w:r>
+        <w:rPr>
+          <w:noProof/>
+          <w:sz w:val="24"/>
+          <w:szCs w:val="24"/>
+          <w:u w:val="single"/>
+        </w:rPr>
+        <w:drawing>
+          <wp:inline distT="0" distB="0" distL="0" distR="0" wp14:anchorId="0F2C763F" wp14:editId="6F6045B7">
+            <wp:extent cx="4854893" cy="2568622"/>
+            <wp:effectExtent l="0" t="0" r="3175" b="3175"/>
+            <wp:docPr id="1840120370" name="Imagen 1"/>
+            <wp:cNvGraphicFramePr>
+              <a:graphicFrameLocks xmlns:a="http://schemas.openxmlformats.org/drawingml/2006/main" noChangeAspect="1"/>
+            </wp:cNvGraphicFramePr>
+            <a:graphic xmlns:a="http://schemas.openxmlformats.org/drawingml/2006/main">
+              <a:graphicData uri="http://schemas.openxmlformats.org/drawingml/2006/picture">
+                <pic:pic xmlns:pic="http://schemas.openxmlformats.org/drawingml/2006/picture">
+                  <pic:nvPicPr>
+                    <pic:cNvPr id="1840120370" name=""/>
+                    <pic:cNvPicPr/>
+                  </pic:nvPicPr>
+                  <pic:blipFill>
+                    <a:blip r:embed="rId49"/>
+                    <a:stretch>
+                      <a:fillRect/>
+                    </a:stretch>
+                  </pic:blipFill>
+                  <pic:spPr>
+                    <a:xfrm>
+                      <a:off x="0" y="0"/>
+                      <a:ext cx="4859015" cy="2570803"/>
+                    </a:xfrm>
+                    <a:prstGeom prst="rect">
+                      <a:avLst/>
+                    </a:prstGeom>
+                  </pic:spPr>
+                </pic:pic>
+              </a:graphicData>
+            </a:graphic>
+          </wp:inline>
+        </w:drawing>
+      </w:r>
+    </w:p>
+    <w:p>
+      <w:pPr>
+        <w:rPr>
+          <w:sz w:val="24"/>
+          <w:szCs w:val="24"/>
+          <w:u w:val="single"/>
+        </w:rPr>
+      </w:pPr>
+      <w:r>
+        <w:rPr>
+          <w:noProof/>
+          <w:sz w:val="24"/>
+          <w:szCs w:val="24"/>
+          <w:u w:val="single"/>
+        </w:rPr>
+        <w:lastRenderedPageBreak/>
+        <w:drawing>
+          <wp:inline distT="0" distB="0" distL="0" distR="0" wp14:anchorId="04A78DED" wp14:editId="74F5D4DC">
+            <wp:extent cx="5612130" cy="411480"/>
+            <wp:effectExtent l="0" t="0" r="7620" b="7620"/>
+            <wp:docPr id="1561611143" name="Imagen 1"/>
+            <wp:cNvGraphicFramePr>
+              <a:graphicFrameLocks xmlns:a="http://schemas.openxmlformats.org/drawingml/2006/main" noChangeAspect="1"/>
+            </wp:cNvGraphicFramePr>
+            <a:graphic xmlns:a="http://schemas.openxmlformats.org/drawingml/2006/main">
+              <a:graphicData uri="http://schemas.openxmlformats.org/drawingml/2006/picture">
+                <pic:pic xmlns:pic="http://schemas.openxmlformats.org/drawingml/2006/picture">
+                  <pic:nvPicPr>
+                    <pic:cNvPr id="1561611143" name=""/>
+                    <pic:cNvPicPr/>
+                  </pic:nvPicPr>
+                  <pic:blipFill>
+                    <a:blip r:embed="rId50"/>
+                    <a:stretch>
+                      <a:fillRect/>
+                    </a:stretch>
+                  </pic:blipFill>
+                  <pic:spPr>
+                    <a:xfrm>
+                      <a:off x="0" y="0"/>
+                      <a:ext cx="5612130" cy="411480"/>
+                    </a:xfrm>
+                    <a:prstGeom prst="rect">
+                      <a:avLst/>
+                    </a:prstGeom>
+                  </pic:spPr>
+                </pic:pic>
+              </a:graphicData>
+            </a:graphic>
+          </wp:inline>
+        </w:drawing>
+      </w:r>
+    </w:p>
+    <w:p>
+      <w:pPr>
+        <w:rPr>
+          <w:sz w:val="24"/>
+          <w:szCs w:val="24"/>
+          <w:u w:val="single"/>
+        </w:rPr>
+      </w:pPr>
+      <w:r>
+        <w:rPr>
+          <w:noProof/>
+          <w:sz w:val="24"/>
+          <w:szCs w:val="24"/>
+          <w:u w:val="single"/>
+        </w:rPr>
+        <w:drawing>
+          <wp:inline distT="0" distB="0" distL="0" distR="0" wp14:anchorId="18FF8EF9" wp14:editId="56E3D6CB">
+            <wp:extent cx="5612130" cy="2969895"/>
+            <wp:effectExtent l="0" t="0" r="7620" b="1905"/>
+            <wp:docPr id="938450208" name="Imagen 1"/>
+            <wp:cNvGraphicFramePr>
+              <a:graphicFrameLocks xmlns:a="http://schemas.openxmlformats.org/drawingml/2006/main" noChangeAspect="1"/>
+            </wp:cNvGraphicFramePr>
+            <a:graphic xmlns:a="http://schemas.openxmlformats.org/drawingml/2006/main">
+              <a:graphicData uri="http://schemas.openxmlformats.org/drawingml/2006/picture">
+                <pic:pic xmlns:pic="http://schemas.openxmlformats.org/drawingml/2006/picture">
+                  <pic:nvPicPr>
+                    <pic:cNvPr id="938450208" name=""/>
+                    <pic:cNvPicPr/>
+                  </pic:nvPicPr>
+                  <pic:blipFill>
+                    <a:blip r:embed="rId51"/>
+                    <a:stretch>
+                      <a:fillRect/>
+                    </a:stretch>
+                  </pic:blipFill>
+                  <pic:spPr>
+                    <a:xfrm>
+                      <a:off x="0" y="0"/>
+                      <a:ext cx="5612130" cy="2969895"/>
+                    </a:xfrm>
+                    <a:prstGeom prst="rect">
+                      <a:avLst/>
+                    </a:prstGeom>
+                  </pic:spPr>
+                </pic:pic>
+              </a:graphicData>
+            </a:graphic>
+          </wp:inline>
+        </w:drawing>
+      </w:r>
+    </w:p>
+    <w:p>
+      <w:pPr>
+        <w:rPr>
+          <w:sz w:val="24"/>
+          <w:szCs w:val="24"/>
+          <w:u w:val="single"/>
+        </w:rPr>
+      </w:pPr>
+      <w:r>
+        <w:rPr>
+          <w:noProof/>
+          <w:sz w:val="24"/>
+          <w:szCs w:val="24"/>
+          <w:u w:val="single"/>
+        </w:rPr>
+        <w:drawing>
+          <wp:inline distT="0" distB="0" distL="0" distR="0" wp14:anchorId="13001495" wp14:editId="76150CFC">
+            <wp:extent cx="5612130" cy="3806825"/>
+            <wp:effectExtent l="0" t="0" r="7620" b="3175"/>
+            <wp:docPr id="1206217970" name="Imagen 1"/>
+            <wp:cNvGraphicFramePr>
+              <a:graphicFrameLocks xmlns:a="http://schemas.openxmlformats.org/drawingml/2006/main" noChangeAspect="1"/>
+            </wp:cNvGraphicFramePr>
+            <a:graphic xmlns:a="http://schemas.openxmlformats.org/drawingml/2006/main">
+              <a:graphicData uri="http://schemas.openxmlformats.org/drawingml/2006/picture">
+                <pic:pic xmlns:pic="http://schemas.openxmlformats.org/drawingml/2006/picture">
+                  <pic:nvPicPr>
+                    <pic:cNvPr id="1206217970" name=""/>
+                    <pic:cNvPicPr/>
+                  </pic:nvPicPr>
+                  <pic:blipFill>
+                    <a:blip r:embed="rId52"/>
+                    <a:stretch>
+                      <a:fillRect/>
+                    </a:stretch>
+                  </pic:blipFill>
+                  <pic:spPr>
+                    <a:xfrm>
+                      <a:off x="0" y="0"/>
+                      <a:ext cx="5612130" cy="3806825"/>
+                    </a:xfrm>
+                    <a:prstGeom prst="rect">
+                      <a:avLst/>
+                    </a:prstGeom>
+                  </pic:spPr>
+                </pic:pic>
+              </a:graphicData>
+            </a:graphic>
+          </wp:inline>
+        </w:drawing>
+      </w:r>
+    </w:p>
+    <w:p>
+      <w:pPr>
+        <w:pStyle w:val="Prrafodelista"/>
+        <w:numPr>
+          <w:ilvl w:val="0"/>
+          <w:numId w:val="1"/>
+        </w:numPr>
+        <w:rPr>
+          <w:sz w:val="24"/>
+          <w:szCs w:val="24"/>
+          <w:u w:val="single"/>
+        </w:rPr>
+      </w:pPr>
+      <w:r>
+        <w:rPr>
+          <w:sz w:val="24"/>
+          <w:szCs w:val="24"/>
+        </w:rPr>
+        <w:t>Noveno video:</w:t>
+      </w:r>
+    </w:p>
+    <w:p>
+      <w:pPr>
+        <w:rPr>
+          <w:sz w:val="24"/>
+          <w:szCs w:val="24"/>
+          <w:u w:val="single"/>
+        </w:rPr>
+      </w:pPr>
+      <w:r>
+        <w:rPr>
+          <w:noProof/>
+          <w:sz w:val="24"/>
+          <w:szCs w:val="24"/>
+          <w:u w:val="single"/>
+        </w:rPr>
+        <w:lastRenderedPageBreak/>
+        <w:drawing>
+          <wp:inline distT="0" distB="0" distL="0" distR="0" wp14:anchorId="0C1BA6BA" wp14:editId="46CA7CC5">
+            <wp:extent cx="5612130" cy="1356360"/>
+            <wp:effectExtent l="0" t="0" r="7620" b="0"/>
+            <wp:docPr id="2021250931" name="Imagen 1"/>
+            <wp:cNvGraphicFramePr>
+              <a:graphicFrameLocks xmlns:a="http://schemas.openxmlformats.org/drawingml/2006/main" noChangeAspect="1"/>
+            </wp:cNvGraphicFramePr>
+            <a:graphic xmlns:a="http://schemas.openxmlformats.org/drawingml/2006/main">
+              <a:graphicData uri="http://schemas.openxmlformats.org/drawingml/2006/picture">
+                <pic:pic xmlns:pic="http://schemas.openxmlformats.org/drawingml/2006/picture">
+                  <pic:nvPicPr>
+                    <pic:cNvPr id="2021250931" name=""/>
+                    <pic:cNvPicPr/>
+                  </pic:nvPicPr>
+                  <pic:blipFill>
+                    <a:blip r:embed="rId53"/>
+                    <a:stretch>
+                      <a:fillRect/>
+                    </a:stretch>
+                  </pic:blipFill>
+                  <pic:spPr>
+                    <a:xfrm>
+                      <a:off x="0" y="0"/>
+                      <a:ext cx="5612130" cy="1356360"/>
+                    </a:xfrm>
+                    <a:prstGeom prst="rect">
+                      <a:avLst/>
+                    </a:prstGeom>
+                  </pic:spPr>
+                </pic:pic>
+              </a:graphicData>
+            </a:graphic>
+          </wp:inline>
+        </w:drawing>
+      </w:r>
+    </w:p>
+    <w:p>
+      <w:pPr>
+        <w:rPr>
+          <w:sz w:val="24"/>
+          <w:szCs w:val="24"/>
+          <w:u w:val="single"/>
+        </w:rPr>
+      </w:pPr>
+      <w:r>
+        <w:rPr>
+          <w:noProof/>
+          <w:sz w:val="24"/>
+          <w:szCs w:val="24"/>
+          <w:u w:val="single"/>
+        </w:rPr>
+        <w:drawing>
+          <wp:inline distT="0" distB="0" distL="0" distR="0" wp14:anchorId="3E2F4F5C" wp14:editId="386D3545">
+            <wp:extent cx="5612130" cy="1928495"/>
+            <wp:effectExtent l="0" t="0" r="7620" b="0"/>
+            <wp:docPr id="1829621644" name="Imagen 1"/>
+            <wp:cNvGraphicFramePr>
+              <a:graphicFrameLocks xmlns:a="http://schemas.openxmlformats.org/drawingml/2006/main" noChangeAspect="1"/>
+            </wp:cNvGraphicFramePr>
+            <a:graphic xmlns:a="http://schemas.openxmlformats.org/drawingml/2006/main">
+              <a:graphicData uri="http://schemas.openxmlformats.org/drawingml/2006/picture">
+                <pic:pic xmlns:pic="http://schemas.openxmlformats.org/drawingml/2006/picture">
+                  <pic:nvPicPr>
+                    <pic:cNvPr id="1829621644" name=""/>
+                    <pic:cNvPicPr/>
+                  </pic:nvPicPr>
+                  <pic:blipFill>
+                    <a:blip r:embed="rId54"/>
+                    <a:stretch>
+                      <a:fillRect/>
+                    </a:stretch>
+                  </pic:blipFill>
+                  <pic:spPr>
+                    <a:xfrm>
+                      <a:off x="0" y="0"/>
+                      <a:ext cx="5612130" cy="1928495"/>
+                    </a:xfrm>
+                    <a:prstGeom prst="rect">
+                      <a:avLst/>
+                    </a:prstGeom>
+                  </pic:spPr>
+                </pic:pic>
+              </a:graphicData>
+            </a:graphic>
+          </wp:inline>
+        </w:drawing>
+      </w:r>
+    </w:p>
+    <w:p>
+      <w:pPr>
+        <w:rPr>
+          <w:sz w:val="24"/>
+          <w:szCs w:val="24"/>
+          <w:u w:val="single"/>
+        </w:rPr>
+      </w:pPr>
+      <w:r>
+        <w:rPr>
+          <w:noProof/>
+          <w:sz w:val="24"/>
+          <w:szCs w:val="24"/>
+          <w:u w:val="single"/>
+        </w:rPr>
+        <w:drawing>
+          <wp:inline distT="0" distB="0" distL="0" distR="0" wp14:anchorId="0F56802A" wp14:editId="15D16B6B">
+            <wp:extent cx="5612130" cy="1506855"/>
+            <wp:effectExtent l="0" t="0" r="7620" b="0"/>
+            <wp:docPr id="581046014" name="Imagen 1"/>
+            <wp:cNvGraphicFramePr>
+              <a:graphicFrameLocks xmlns:a="http://schemas.openxmlformats.org/drawingml/2006/main" noChangeAspect="1"/>
+            </wp:cNvGraphicFramePr>
+            <a:graphic xmlns:a="http://schemas.openxmlformats.org/drawingml/2006/main">
+              <a:graphicData uri="http://schemas.openxmlformats.org/drawingml/2006/picture">
+                <pic:pic xmlns:pic="http://schemas.openxmlformats.org/drawingml/2006/picture">
+                  <pic:nvPicPr>
+                    <pic:cNvPr id="581046014" name=""/>
+                    <pic:cNvPicPr/>
+                  </pic:nvPicPr>
+                  <pic:blipFill>
+                    <a:blip r:embed="rId55"/>
+                    <a:stretch>
+                      <a:fillRect/>
+                    </a:stretch>
+                  </pic:blipFill>
+                  <pic:spPr>
+                    <a:xfrm>
+                      <a:off x="0" y="0"/>
+                      <a:ext cx="5612130" cy="1506855"/>
+                    </a:xfrm>
+                    <a:prstGeom prst="rect">
+                      <a:avLst/>
+                    </a:prstGeom>
+                  </pic:spPr>
+                </pic:pic>
+              </a:graphicData>
+            </a:graphic>
+          </wp:inline>
+        </w:drawing>
+      </w:r>
+    </w:p>
+    <w:p>
+      <w:pPr>
+        <w:jc w:val="center"/>
+        <w:rPr>
+          <w:sz w:val="24"/>
+          <w:szCs w:val="24"/>
+          <w:u w:val="single"/>
+        </w:rPr>
+      </w:pPr>
+      <w:r>
+        <w:rPr>
+          <w:noProof/>
+          <w:sz w:val="24"/>
+          <w:szCs w:val="24"/>
+          <w:u w:val="single"/>
+        </w:rPr>
+        <w:drawing>
+          <wp:inline distT="0" distB="0" distL="0" distR="0" wp14:anchorId="4F14D808" wp14:editId="1C6DFB99">
+            <wp:extent cx="2870683" cy="2924175"/>
+            <wp:effectExtent l="0" t="0" r="6350" b="0"/>
+            <wp:docPr id="488860567" name="Imagen 1"/>
+            <wp:cNvGraphicFramePr>
+              <a:graphicFrameLocks xmlns:a="http://schemas.openxmlformats.org/drawingml/2006/main" noChangeAspect="1"/>
+            </wp:cNvGraphicFramePr>
+            <a:graphic xmlns:a="http://schemas.openxmlformats.org/drawingml/2006/main">
+              <a:graphicData uri="http://schemas.openxmlformats.org/drawingml/2006/picture">
+                <pic:pic xmlns:pic="http://schemas.openxmlformats.org/drawingml/2006/picture">
+                  <pic:nvPicPr>
+                    <pic:cNvPr id="488860567" name=""/>
+                    <pic:cNvPicPr/>
+                  </pic:nvPicPr>
+                  <pic:blipFill>
+                    <a:blip r:embed="rId56"/>
+                    <a:stretch>
+                      <a:fillRect/>
+                    </a:stretch>
+                  </pic:blipFill>
+                  <pic:spPr>
+                    <a:xfrm>
+                      <a:off x="0" y="0"/>
+                      <a:ext cx="2880820" cy="2934501"/>
+                    </a:xfrm>
+                    <a:prstGeom prst="rect">
+                      <a:avLst/>
+                    </a:prstGeom>
+                  </pic:spPr>
+                </pic:pic>
+              </a:graphicData>
+            </a:graphic>
+          </wp:inline>
+        </w:drawing>
+      </w:r>
+    </w:p>
+    <w:p>
+      <w:pPr>
+        <w:jc w:val="center"/>
+        <w:rPr>
+          <w:sz w:val="24"/>
+          <w:szCs w:val="24"/>
+          <w:u w:val="single"/>
+        </w:rPr>
+      </w:pPr>
+      <w:r>
+        <w:rPr>
+          <w:noProof/>
+          <w:sz w:val="24"/>
+          <w:szCs w:val="24"/>
+          <w:u w:val="single"/>
+        </w:rPr>
+        <w:lastRenderedPageBreak/>
+        <w:drawing>
+          <wp:inline distT="0" distB="0" distL="0" distR="0" wp14:anchorId="69E63A5E" wp14:editId="575179AB">
+            <wp:extent cx="5612130" cy="1732915"/>
+            <wp:effectExtent l="0" t="0" r="7620" b="635"/>
+            <wp:docPr id="855393099" name="Imagen 1"/>
+            <wp:cNvGraphicFramePr>
+              <a:graphicFrameLocks xmlns:a="http://schemas.openxmlformats.org/drawingml/2006/main" noChangeAspect="1"/>
+            </wp:cNvGraphicFramePr>
+            <a:graphic xmlns:a="http://schemas.openxmlformats.org/drawingml/2006/main">
+              <a:graphicData uri="http://schemas.openxmlformats.org/drawingml/2006/picture">
+                <pic:pic xmlns:pic="http://schemas.openxmlformats.org/drawingml/2006/picture">
+                  <pic:nvPicPr>
+                    <pic:cNvPr id="855393099" name=""/>
+                    <pic:cNvPicPr/>
+                  </pic:nvPicPr>
+                  <pic:blipFill>
+                    <a:blip r:embed="rId57"/>
+                    <a:stretch>
+                      <a:fillRect/>
+                    </a:stretch>
+                  </pic:blipFill>
+                  <pic:spPr>
+                    <a:xfrm>
+                      <a:off x="0" y="0"/>
+                      <a:ext cx="5612130" cy="1732915"/>
+                    </a:xfrm>
+                    <a:prstGeom prst="rect">
+                      <a:avLst/>
+                    </a:prstGeom>
+                  </pic:spPr>
+                </pic:pic>
+              </a:graphicData>
+            </a:graphic>
+          </wp:inline>
+        </w:drawing>
+      </w:r>
+    </w:p>
+    <w:p>
+      <w:pPr>
+        <w:jc w:val="center"/>
+        <w:rPr>
+          <w:sz w:val="24"/>
+          <w:szCs w:val="24"/>
+          <w:u w:val="single"/>
+        </w:rPr>
+      </w:pPr>
+      <w:r>
+        <w:rPr>
+          <w:noProof/>
+          <w:sz w:val="24"/>
+          <w:szCs w:val="24"/>
+          <w:u w:val="single"/>
+        </w:rPr>
+        <w:drawing>
+          <wp:inline distT="0" distB="0" distL="0" distR="0" wp14:anchorId="7C517B46" wp14:editId="39AD055F">
+            <wp:extent cx="5612130" cy="3124835"/>
+            <wp:effectExtent l="0" t="0" r="7620" b="0"/>
+            <wp:docPr id="1000026795" name="Imagen 1"/>
+            <wp:cNvGraphicFramePr>
+              <a:graphicFrameLocks xmlns:a="http://schemas.openxmlformats.org/drawingml/2006/main" noChangeAspect="1"/>
+            </wp:cNvGraphicFramePr>
+            <a:graphic xmlns:a="http://schemas.openxmlformats.org/drawingml/2006/main">
+              <a:graphicData uri="http://schemas.openxmlformats.org/drawingml/2006/picture">
+                <pic:pic xmlns:pic="http://schemas.openxmlformats.org/drawingml/2006/picture">
+                  <pic:nvPicPr>
+                    <pic:cNvPr id="1000026795" name=""/>
+                    <pic:cNvPicPr/>
+                  </pic:nvPicPr>
+                  <pic:blipFill>
+                    <a:blip r:embed="rId58"/>
+                    <a:stretch>
+                      <a:fillRect/>
+                    </a:stretch>
+                  </pic:blipFill>
+                  <pic:spPr>
+                    <a:xfrm>
+                      <a:off x="0" y="0"/>
+                      <a:ext cx="5612130" cy="3124835"/>
+                    </a:xfrm>
+                    <a:prstGeom prst="rect">
+                      <a:avLst/>
+                    </a:prstGeom>
+                  </pic:spPr>
+                </pic:pic>
+              </a:graphicData>
+            </a:graphic>
+          </wp:inline>
+        </w:drawing>
+      </w:r>
+    </w:p>
+    <w:p>
+      <w:pPr>
+        <w:pStyle w:val="Prrafodelista"/>
+        <w:numPr>
+          <w:ilvl w:val="0"/>
+          <w:numId w:val="1"/>
+        </w:numPr>
+        <w:rPr>
+          <w:sz w:val="24"/>
+          <w:szCs w:val="24"/>
+        </w:rPr>
+      </w:pPr>
+      <w:r>
+        <w:rPr>
+          <w:sz w:val="24"/>
+          <w:szCs w:val="24"/>
+        </w:rPr>
+        <w:t>Decimo video:</w:t>
+      </w:r>
+    </w:p>
+    <w:p>
+      <w:pPr>
+        <w:rPr>
+          <w:sz w:val="24"/>
+          <w:szCs w:val="24"/>
+        </w:rPr>
+      </w:pPr>
+      <w:r>
+        <w:rPr>
+          <w:noProof/>
+          <w:sz w:val="24"/>
+          <w:szCs w:val="24"/>
+        </w:rPr>
+        <w:drawing>
+          <wp:inline distT="0" distB="0" distL="0" distR="0" wp14:anchorId="020E2A15" wp14:editId="2D980114">
+            <wp:extent cx="5612130" cy="1486535"/>
+            <wp:effectExtent l="0" t="0" r="7620" b="0"/>
+            <wp:docPr id="499666552" name="Imagen 1"/>
+            <wp:cNvGraphicFramePr>
+              <a:graphicFrameLocks xmlns:a="http://schemas.openxmlformats.org/drawingml/2006/main" noChangeAspect="1"/>
+            </wp:cNvGraphicFramePr>
+            <a:graphic xmlns:a="http://schemas.openxmlformats.org/drawingml/2006/main">
+              <a:graphicData uri="http://schemas.openxmlformats.org/drawingml/2006/picture">
+                <pic:pic xmlns:pic="http://schemas.openxmlformats.org/drawingml/2006/picture">
+                  <pic:nvPicPr>
+                    <pic:cNvPr id="499666552" name=""/>
+                    <pic:cNvPicPr/>
+                  </pic:nvPicPr>
+                  <pic:blipFill>
+                    <a:blip r:embed="rId59"/>
+                    <a:stretch>
+                      <a:fillRect/>
+                    </a:stretch>
+                  </pic:blipFill>
+                  <pic:spPr>
+                    <a:xfrm>
+                      <a:off x="0" y="0"/>
+                      <a:ext cx="5612130" cy="1486535"/>
+                    </a:xfrm>
+                    <a:prstGeom prst="rect">
+                      <a:avLst/>
+                    </a:prstGeom>
+                  </pic:spPr>
+                </pic:pic>
+              </a:graphicData>
+            </a:graphic>
+          </wp:inline>
+        </w:drawing>
+      </w:r>
+    </w:p>
+    <w:p>
+      <w:pPr>
+        <w:rPr>
+          <w:sz w:val="24"/>
+          <w:szCs w:val="24"/>
+        </w:rPr>
+      </w:pPr>
+      <w:r>
+        <w:rPr>
+          <w:noProof/>
+          <w:sz w:val="24"/>
+          <w:szCs w:val="24"/>
+        </w:rPr>
+        <w:lastRenderedPageBreak/>
+        <w:drawing>
+          <wp:inline distT="0" distB="0" distL="0" distR="0" wp14:anchorId="2EA49380" wp14:editId="3BD7876F">
+            <wp:extent cx="5612130" cy="2722245"/>
+            <wp:effectExtent l="0" t="0" r="7620" b="1905"/>
+            <wp:docPr id="204472159" name="Imagen 1"/>
+            <wp:cNvGraphicFramePr>
+              <a:graphicFrameLocks xmlns:a="http://schemas.openxmlformats.org/drawingml/2006/main" noChangeAspect="1"/>
+            </wp:cNvGraphicFramePr>
+            <a:graphic xmlns:a="http://schemas.openxmlformats.org/drawingml/2006/main">
+              <a:graphicData uri="http://schemas.openxmlformats.org/drawingml/2006/picture">
+                <pic:pic xmlns:pic="http://schemas.openxmlformats.org/drawingml/2006/picture">
+                  <pic:nvPicPr>
+                    <pic:cNvPr id="204472159" name=""/>
+                    <pic:cNvPicPr/>
+                  </pic:nvPicPr>
+                  <pic:blipFill>
+                    <a:blip r:embed="rId60"/>
+                    <a:stretch>
+                      <a:fillRect/>
+                    </a:stretch>
+                  </pic:blipFill>
+                  <pic:spPr>
+                    <a:xfrm>
+                      <a:off x="0" y="0"/>
+                      <a:ext cx="5612130" cy="2722245"/>
+                    </a:xfrm>
+                    <a:prstGeom prst="rect">
+                      <a:avLst/>
+                    </a:prstGeom>
+                  </pic:spPr>
+                </pic:pic>
+              </a:graphicData>
+            </a:graphic>
+          </wp:inline>
+        </w:drawing>
+      </w:r>
+    </w:p>
+    <w:p>
+      <w:pPr>
+        <w:rPr>
+          <w:sz w:val="24"/>
+          <w:szCs w:val="24"/>
+        </w:rPr>
+      </w:pPr>
+      <w:r>
+        <w:rPr>
+          <w:noProof/>
+          <w:sz w:val="24"/>
+          <w:szCs w:val="24"/>
+        </w:rPr>
+        <w:drawing>
+          <wp:inline distT="0" distB="0" distL="0" distR="0" wp14:anchorId="45DEF179" wp14:editId="1FE91E73">
+            <wp:extent cx="5612130" cy="1153160"/>
+            <wp:effectExtent l="0" t="0" r="7620" b="8890"/>
+            <wp:docPr id="1061713051" name="Imagen 1"/>
+            <wp:cNvGraphicFramePr>
+              <a:graphicFrameLocks xmlns:a="http://schemas.openxmlformats.org/drawingml/2006/main" noChangeAspect="1"/>
+            </wp:cNvGraphicFramePr>
+            <a:graphic xmlns:a="http://schemas.openxmlformats.org/drawingml/2006/main">
+              <a:graphicData uri="http://schemas.openxmlformats.org/drawingml/2006/picture">
+                <pic:pic xmlns:pic="http://schemas.openxmlformats.org/drawingml/2006/picture">
+                  <pic:nvPicPr>
+                    <pic:cNvPr id="1061713051" name=""/>
+                    <pic:cNvPicPr/>
+                  </pic:nvPicPr>
+                  <pic:blipFill>
+                    <a:blip r:embed="rId61"/>
+                    <a:stretch>
+                      <a:fillRect/>
+                    </a:stretch>
+                  </pic:blipFill>
+                  <pic:spPr>
+                    <a:xfrm>
+                      <a:off x="0" y="0"/>
+                      <a:ext cx="5612130" cy="1153160"/>
+                    </a:xfrm>
+                    <a:prstGeom prst="rect">
+                      <a:avLst/>
+                    </a:prstGeom>
+                  </pic:spPr>
+                </pic:pic>
+              </a:graphicData>
+            </a:graphic>
+          </wp:inline>
+        </w:drawing>
+      </w:r>
+    </w:p>
+    <w:p>
+      <w:pPr>
+        <w:rPr>
+          <w:sz w:val="24"/>
+          <w:szCs w:val="24"/>
+        </w:rPr>
+      </w:pPr>
+      <w:r>
+        <w:rPr>
+          <w:noProof/>
+          <w:sz w:val="24"/>
+          <w:szCs w:val="24"/>
+        </w:rPr>
+        <w:drawing>
+          <wp:inline distT="0" distB="0" distL="0" distR="0" wp14:anchorId="7D34D3B2" wp14:editId="2C923C3B">
+            <wp:extent cx="5612130" cy="2030730"/>
+            <wp:effectExtent l="0" t="0" r="7620" b="7620"/>
+            <wp:docPr id="1406015160" name="Imagen 1"/>
+            <wp:cNvGraphicFramePr>
+              <a:graphicFrameLocks xmlns:a="http://schemas.openxmlformats.org/drawingml/2006/main" noChangeAspect="1"/>
+            </wp:cNvGraphicFramePr>
+            <a:graphic xmlns:a="http://schemas.openxmlformats.org/drawingml/2006/main">
+              <a:graphicData uri="http://schemas.openxmlformats.org/drawingml/2006/picture">
+                <pic:pic xmlns:pic="http://schemas.openxmlformats.org/drawingml/2006/picture">
+                  <pic:nvPicPr>
+                    <pic:cNvPr id="1406015160" name=""/>
+                    <pic:cNvPicPr/>
+                  </pic:nvPicPr>
+                  <pic:blipFill>
+                    <a:blip r:embed="rId62"/>
+                    <a:stretch>
+                      <a:fillRect/>
+                    </a:stretch>
+                  </pic:blipFill>
+                  <pic:spPr>
+                    <a:xfrm>
+                      <a:off x="0" y="0"/>
+                      <a:ext cx="5612130" cy="2030730"/>
+                    </a:xfrm>
+                    <a:prstGeom prst="rect">
+                      <a:avLst/>
+                    </a:prstGeom>
+                  </pic:spPr>
+                </pic:pic>
+              </a:graphicData>
+            </a:graphic>
+          </wp:inline>
+        </w:drawing>
+      </w:r>
+    </w:p>
+    <w:p>
+      <w:pPr>
+        <w:rPr>
+          <w:sz w:val="24"/>
+          <w:szCs w:val="24"/>
+        </w:rPr>
+      </w:pPr>
+      <w:r>
+        <w:rPr>
+          <w:noProof/>
+          <w:sz w:val="24"/>
+          <w:szCs w:val="24"/>
+        </w:rPr>
+        <w:lastRenderedPageBreak/>
+        <w:drawing>
+          <wp:inline distT="0" distB="0" distL="0" distR="0" wp14:anchorId="4112C6A0" wp14:editId="2CCE0124">
+            <wp:extent cx="5612130" cy="3674745"/>
+            <wp:effectExtent l="0" t="0" r="7620" b="1905"/>
+            <wp:docPr id="580913284" name="Imagen 1"/>
+            <wp:cNvGraphicFramePr>
+              <a:graphicFrameLocks xmlns:a="http://schemas.openxmlformats.org/drawingml/2006/main" noChangeAspect="1"/>
+            </wp:cNvGraphicFramePr>
+            <a:graphic xmlns:a="http://schemas.openxmlformats.org/drawingml/2006/main">
+              <a:graphicData uri="http://schemas.openxmlformats.org/drawingml/2006/picture">
+                <pic:pic xmlns:pic="http://schemas.openxmlformats.org/drawingml/2006/picture">
+                  <pic:nvPicPr>
+                    <pic:cNvPr id="580913284" name=""/>
+                    <pic:cNvPicPr/>
+                  </pic:nvPicPr>
+                  <pic:blipFill>
+                    <a:blip r:embed="rId63"/>
+                    <a:stretch>
+                      <a:fillRect/>
+                    </a:stretch>
+                  </pic:blipFill>
+                  <pic:spPr>
+                    <a:xfrm>
+                      <a:off x="0" y="0"/>
+                      <a:ext cx="5612130" cy="3674745"/>
+                    </a:xfrm>
+                    <a:prstGeom prst="rect">
+                      <a:avLst/>
+                    </a:prstGeom>
+                  </pic:spPr>
+                </pic:pic>
+              </a:graphicData>
+            </a:graphic>
+          </wp:inline>
+        </w:drawing>
+      </w:r>
+    </w:p>
+    <w:p>
+      <w:pPr>
+        <w:rPr>
+          <w:sz w:val="24"/>
+          <w:szCs w:val="24"/>
+        </w:rPr>
+      </w:pPr>
+      <w:r>
+        <w:rPr>
+          <w:noProof/>
+          <w:sz w:val="24"/>
+          <w:szCs w:val="24"/>
+        </w:rPr>
+        <w:drawing>
+          <wp:inline distT="0" distB="0" distL="0" distR="0" wp14:anchorId="30C57B9D" wp14:editId="7FADA0A7">
+            <wp:extent cx="5612130" cy="2745740"/>
+            <wp:effectExtent l="0" t="0" r="7620" b="0"/>
+            <wp:docPr id="1940062609" name="Imagen 1"/>
+            <wp:cNvGraphicFramePr>
+              <a:graphicFrameLocks xmlns:a="http://schemas.openxmlformats.org/drawingml/2006/main" noChangeAspect="1"/>
+            </wp:cNvGraphicFramePr>
+            <a:graphic xmlns:a="http://schemas.openxmlformats.org/drawingml/2006/main">
+              <a:graphicData uri="http://schemas.openxmlformats.org/drawingml/2006/picture">
+                <pic:pic xmlns:pic="http://schemas.openxmlformats.org/drawingml/2006/picture">
+                  <pic:nvPicPr>
+                    <pic:cNvPr id="1940062609" name=""/>
+                    <pic:cNvPicPr/>
+                  </pic:nvPicPr>
+                  <pic:blipFill>
+                    <a:blip r:embed="rId64"/>
+                    <a:stretch>
+                      <a:fillRect/>
+                    </a:stretch>
+                  </pic:blipFill>
+                  <pic:spPr>
+                    <a:xfrm>
+                      <a:off x="0" y="0"/>
+                      <a:ext cx="5612130" cy="2745740"/>
+                    </a:xfrm>
+                    <a:prstGeom prst="rect">
+                      <a:avLst/>
+                    </a:prstGeom>
+                  </pic:spPr>
+                </pic:pic>
+              </a:graphicData>
+            </a:graphic>
+          </wp:inline>
+        </w:drawing>
+      </w:r>
+    </w:p>
+    <w:p>
+      <w:pPr>
+        <w:rPr>
+          <w:sz w:val="24"/>
+          <w:szCs w:val="24"/>
+        </w:rPr>
+      </w:pPr>
+      <w:r>
+        <w:rPr>
+          <w:noProof/>
+          <w:sz w:val="24"/>
+          <w:szCs w:val="24"/>
+        </w:rPr>
+        <w:lastRenderedPageBreak/>
+        <w:drawing>
+          <wp:inline distT="0" distB="0" distL="0" distR="0" wp14:anchorId="0EBE9DD3" wp14:editId="3C4F5121">
+            <wp:extent cx="5612130" cy="1108710"/>
+            <wp:effectExtent l="0" t="0" r="7620" b="0"/>
+            <wp:docPr id="1479822234" name="Imagen 1"/>
+            <wp:cNvGraphicFramePr>
+              <a:graphicFrameLocks xmlns:a="http://schemas.openxmlformats.org/drawingml/2006/main" noChangeAspect="1"/>
+            </wp:cNvGraphicFramePr>
+            <a:graphic xmlns:a="http://schemas.openxmlformats.org/drawingml/2006/main">
+              <a:graphicData uri="http://schemas.openxmlformats.org/drawingml/2006/picture">
+                <pic:pic xmlns:pic="http://schemas.openxmlformats.org/drawingml/2006/picture">
+                  <pic:nvPicPr>
+                    <pic:cNvPr id="1479822234" name=""/>
+                    <pic:cNvPicPr/>
+                  </pic:nvPicPr>
+                  <pic:blipFill>
+                    <a:blip r:embed="rId65"/>
+                    <a:stretch>
+                      <a:fillRect/>
+                    </a:stretch>
+                  </pic:blipFill>
+                  <pic:spPr>
+                    <a:xfrm>
+                      <a:off x="0" y="0"/>
+                      <a:ext cx="5612130" cy="1108710"/>
+                    </a:xfrm>
+                    <a:prstGeom prst="rect">
+                      <a:avLst/>
+                    </a:prstGeom>
+                  </pic:spPr>
+                </pic:pic>
+              </a:graphicData>
+            </a:graphic>
+          </wp:inline>
+        </w:drawing>
+      </w:r>
+      <w:r>
+        <w:rPr>
+          <w:sz w:val="24"/>
+          <w:szCs w:val="24"/>
+        </w:rPr>
+        <w:br/>
+      </w:r>
+      <w:r>
+        <w:rPr>
+          <w:noProof/>
+          <w:sz w:val="24"/>
+          <w:szCs w:val="24"/>
+        </w:rPr>
+        <w:drawing>
+          <wp:inline distT="0" distB="0" distL="0" distR="0" wp14:anchorId="267F414B" wp14:editId="36C796D3">
+            <wp:extent cx="5612130" cy="3667760"/>
+            <wp:effectExtent l="0" t="0" r="7620" b="8890"/>
+            <wp:docPr id="627194661" name="Imagen 1"/>
+            <wp:cNvGraphicFramePr>
+              <a:graphicFrameLocks xmlns:a="http://schemas.openxmlformats.org/drawingml/2006/main" noChangeAspect="1"/>
+            </wp:cNvGraphicFramePr>
+            <a:graphic xmlns:a="http://schemas.openxmlformats.org/drawingml/2006/main">
+              <a:graphicData uri="http://schemas.openxmlformats.org/drawingml/2006/picture">
+                <pic:pic xmlns:pic="http://schemas.openxmlformats.org/drawingml/2006/picture">
+                  <pic:nvPicPr>
+                    <pic:cNvPr id="627194661" name=""/>
+                    <pic:cNvPicPr/>
+                  </pic:nvPicPr>
+                  <pic:blipFill>
+                    <a:blip r:embed="rId66"/>
+                    <a:stretch>
+                      <a:fillRect/>
+                    </a:stretch>
+                  </pic:blipFill>
+                  <pic:spPr>
+                    <a:xfrm>
+                      <a:off x="0" y="0"/>
+                      <a:ext cx="5612130" cy="3667760"/>
+                    </a:xfrm>
+                    <a:prstGeom prst="rect">
+                      <a:avLst/>
+                    </a:prstGeom>
+                  </pic:spPr>
+                </pic:pic>
+              </a:graphicData>
+            </a:graphic>
+          </wp:inline>
+        </w:drawing>
+      </w:r>
+    </w:p>
+    <w:p>
+      <w:pPr>
+        <w:pStyle w:val="Prrafodelista"/>
+        <w:numPr>
+          <w:ilvl w:val="0"/>
+          <w:numId w:val="1"/>
+        </w:numPr>
+        <w:rPr>
+          <w:sz w:val="24"/>
+          <w:szCs w:val="24"/>
+        </w:rPr>
+      </w:pPr>
+      <w:r>
+        <w:rPr>
+          <w:sz w:val="24"/>
+          <w:szCs w:val="24"/>
+        </w:rPr>
+        <w:t>Undécimo video:</w:t>
+      </w:r>
+    </w:p>
+    <w:p>
+      <w:pPr>
+        <w:rPr>
+          <w:sz w:val="24"/>
+          <w:szCs w:val="24"/>
+        </w:rPr>
+      </w:pPr>
+      <w:r>
+        <w:rPr>
+          <w:noProof/>
+          <w:sz w:val="24"/>
+          <w:szCs w:val="24"/>
+        </w:rPr>
+        <w:drawing>
+          <wp:inline distT="0" distB="0" distL="0" distR="0" wp14:anchorId="3CB2B710" wp14:editId="68C29445">
+            <wp:extent cx="5612130" cy="1794510"/>
+            <wp:effectExtent l="0" t="0" r="7620" b="0"/>
+            <wp:docPr id="508364563" name="Imagen 1"/>
+            <wp:cNvGraphicFramePr>
+              <a:graphicFrameLocks xmlns:a="http://schemas.openxmlformats.org/drawingml/2006/main" noChangeAspect="1"/>
+            </wp:cNvGraphicFramePr>
+            <a:graphic xmlns:a="http://schemas.openxmlformats.org/drawingml/2006/main">
+              <a:graphicData uri="http://schemas.openxmlformats.org/drawingml/2006/picture">
+                <pic:pic xmlns:pic="http://schemas.openxmlformats.org/drawingml/2006/picture">
+                  <pic:nvPicPr>
+                    <pic:cNvPr id="508364563" name=""/>
+                    <pic:cNvPicPr/>
+                  </pic:nvPicPr>
+                  <pic:blipFill>
+                    <a:blip r:embed="rId67"/>
+                    <a:stretch>
+                      <a:fillRect/>
+                    </a:stretch>
+                  </pic:blipFill>
+                  <pic:spPr>
+                    <a:xfrm>
+                      <a:off x="0" y="0"/>
+                      <a:ext cx="5612130" cy="1794510"/>
+                    </a:xfrm>
+                    <a:prstGeom prst="rect">
+                      <a:avLst/>
+                    </a:prstGeom>
+                  </pic:spPr>
+                </pic:pic>
+              </a:graphicData>
+            </a:graphic>
+          </wp:inline>
+        </w:drawing>
+      </w:r>
+    </w:p>
+    <w:p>
+      <w:pPr>
+        <w:rPr>
+          <w:sz w:val="24"/>
+          <w:szCs w:val="24"/>
+        </w:rPr>
+      </w:pPr>
+      <w:r>
+        <w:rPr>
+          <w:noProof/>
+          <w:sz w:val="24"/>
+          <w:szCs w:val="24"/>
+        </w:rPr>
+        <w:lastRenderedPageBreak/>
+        <w:drawing>
+          <wp:inline distT="0" distB="0" distL="0" distR="0" wp14:anchorId="093B2B30" wp14:editId="63123E6C">
+            <wp:extent cx="5612130" cy="1349375"/>
+            <wp:effectExtent l="0" t="0" r="7620" b="3175"/>
+            <wp:docPr id="1035739759" name="Imagen 1"/>
+            <wp:cNvGraphicFramePr>
+              <a:graphicFrameLocks xmlns:a="http://schemas.openxmlformats.org/drawingml/2006/main" noChangeAspect="1"/>
+            </wp:cNvGraphicFramePr>
+            <a:graphic xmlns:a="http://schemas.openxmlformats.org/drawingml/2006/main">
+              <a:graphicData uri="http://schemas.openxmlformats.org/drawingml/2006/picture">
+                <pic:pic xmlns:pic="http://schemas.openxmlformats.org/drawingml/2006/picture">
+                  <pic:nvPicPr>
+                    <pic:cNvPr id="1035739759" name=""/>
+                    <pic:cNvPicPr/>
+                  </pic:nvPicPr>
+                  <pic:blipFill>
+                    <a:blip r:embed="rId68"/>
+                    <a:stretch>
+                      <a:fillRect/>
+                    </a:stretch>
+                  </pic:blipFill>
+                  <pic:spPr>
+                    <a:xfrm>
+                      <a:off x="0" y="0"/>
+                      <a:ext cx="5612130" cy="1349375"/>
+                    </a:xfrm>
+                    <a:prstGeom prst="rect">
+                      <a:avLst/>
+                    </a:prstGeom>
+                  </pic:spPr>
+                </pic:pic>
+              </a:graphicData>
+            </a:graphic>
+          </wp:inline>
+        </w:drawing>
+      </w:r>
+    </w:p>
+    <w:p>
+      <w:pPr>
+        <w:rPr>
+          <w:sz w:val="24"/>
+          <w:szCs w:val="24"/>
+        </w:rPr>
+      </w:pPr>
+      <w:r>
+        <w:rPr>
+          <w:noProof/>
+          <w:sz w:val="24"/>
+          <w:szCs w:val="24"/>
+        </w:rPr>
+        <w:drawing>
+          <wp:inline distT="0" distB="0" distL="0" distR="0" wp14:anchorId="0ACB3F81" wp14:editId="6F10BFBC">
+            <wp:extent cx="5612130" cy="6153785"/>
+            <wp:effectExtent l="0" t="0" r="7620" b="0"/>
+            <wp:docPr id="1214270526" name="Imagen 1"/>
+            <wp:cNvGraphicFramePr>
+              <a:graphicFrameLocks xmlns:a="http://schemas.openxmlformats.org/drawingml/2006/main" noChangeAspect="1"/>
+            </wp:cNvGraphicFramePr>
+            <a:graphic xmlns:a="http://schemas.openxmlformats.org/drawingml/2006/main">
+              <a:graphicData uri="http://schemas.openxmlformats.org/drawingml/2006/picture">
+                <pic:pic xmlns:pic="http://schemas.openxmlformats.org/drawingml/2006/picture">
+                  <pic:nvPicPr>
+                    <pic:cNvPr id="1214270526" name=""/>
+                    <pic:cNvPicPr/>
+                  </pic:nvPicPr>
+                  <pic:blipFill>
+                    <a:blip r:embed="rId69"/>
+                    <a:stretch>
+                      <a:fillRect/>
+                    </a:stretch>
+                  </pic:blipFill>
+                  <pic:spPr>
+                    <a:xfrm>
+                      <a:off x="0" y="0"/>
+                      <a:ext cx="5612130" cy="6153785"/>
+                    </a:xfrm>
+                    <a:prstGeom prst="rect">
+                      <a:avLst/>
+                    </a:prstGeom>
+                  </pic:spPr>
+                </pic:pic>
+              </a:graphicData>
+            </a:graphic>
+          </wp:inline>
+        </w:drawing>
+      </w:r>
+    </w:p>
+    <w:p>
+      <w:pPr>
+        <w:rPr>
+          <w:sz w:val="24"/>
+          <w:szCs w:val="24"/>
+        </w:rPr>
+      </w:pPr>
+      <w:r>
+        <w:rPr>
+          <w:noProof/>
+          <w:sz w:val="24"/>
+          <w:szCs w:val="24"/>
+        </w:rPr>
+        <w:lastRenderedPageBreak/>
+        <w:drawing>
+          <wp:inline distT="0" distB="0" distL="0" distR="0" wp14:anchorId="435712D0" wp14:editId="33D6EAA2">
+            <wp:extent cx="5612130" cy="2195195"/>
+            <wp:effectExtent l="0" t="0" r="7620" b="0"/>
+            <wp:docPr id="1189655479" name="Imagen 1"/>
+            <wp:cNvGraphicFramePr>
+              <a:graphicFrameLocks xmlns:a="http://schemas.openxmlformats.org/drawingml/2006/main" noChangeAspect="1"/>
+            </wp:cNvGraphicFramePr>
+            <a:graphic xmlns:a="http://schemas.openxmlformats.org/drawingml/2006/main">
+              <a:graphicData uri="http://schemas.openxmlformats.org/drawingml/2006/picture">
+                <pic:pic xmlns:pic="http://schemas.openxmlformats.org/drawingml/2006/picture">
+                  <pic:nvPicPr>
+                    <pic:cNvPr id="1189655479" name=""/>
+                    <pic:cNvPicPr/>
+                  </pic:nvPicPr>
+                  <pic:blipFill>
+                    <a:blip r:embed="rId70"/>
+                    <a:stretch>
+                      <a:fillRect/>
+                    </a:stretch>
+                  </pic:blipFill>
+                  <pic:spPr>
+                    <a:xfrm>
+                      <a:off x="0" y="0"/>
+                      <a:ext cx="5612130" cy="2195195"/>
+                    </a:xfrm>
+                    <a:prstGeom prst="rect">
+                      <a:avLst/>
+                    </a:prstGeom>
+                  </pic:spPr>
+                </pic:pic>
+              </a:graphicData>
+            </a:graphic>
+          </wp:inline>
+        </w:drawing>
+      </w:r>
+    </w:p>
+    <w:p>
+      <w:pPr>
+        <w:rPr>
+          <w:sz w:val="24"/>
+          <w:szCs w:val="24"/>
+        </w:rPr>
+      </w:pPr>
+      <w:r>
+        <w:rPr>
+          <w:noProof/>
+          <w:sz w:val="24"/>
+          <w:szCs w:val="24"/>
+        </w:rPr>
+        <w:drawing>
+          <wp:inline distT="0" distB="0" distL="0" distR="0" wp14:anchorId="68C50CF8" wp14:editId="5572383D">
+            <wp:extent cx="5612130" cy="2280285"/>
+            <wp:effectExtent l="0" t="0" r="7620" b="5715"/>
+            <wp:docPr id="462649565" name="Imagen 1"/>
+            <wp:cNvGraphicFramePr>
+              <a:graphicFrameLocks xmlns:a="http://schemas.openxmlformats.org/drawingml/2006/main" noChangeAspect="1"/>
+            </wp:cNvGraphicFramePr>
+            <a:graphic xmlns:a="http://schemas.openxmlformats.org/drawingml/2006/main">
+              <a:graphicData uri="http://schemas.openxmlformats.org/drawingml/2006/picture">
+                <pic:pic xmlns:pic="http://schemas.openxmlformats.org/drawingml/2006/picture">
+                  <pic:nvPicPr>
+                    <pic:cNvPr id="462649565" name=""/>
+                    <pic:cNvPicPr/>
+                  </pic:nvPicPr>
+                  <pic:blipFill>
+                    <a:blip r:embed="rId71"/>
+                    <a:stretch>
+                      <a:fillRect/>
+                    </a:stretch>
+                  </pic:blipFill>
+                  <pic:spPr>
+                    <a:xfrm>
+                      <a:off x="0" y="0"/>
+                      <a:ext cx="5612130" cy="2280285"/>
+                    </a:xfrm>
+                    <a:prstGeom prst="rect">
+                      <a:avLst/>
+                    </a:prstGeom>
+                  </pic:spPr>
+                </pic:pic>
+              </a:graphicData>
+            </a:graphic>
+          </wp:inline>
+        </w:drawing>
+      </w:r>
+    </w:p>
+    <w:p>
+      <w:pPr>
+        <w:rPr>
+          <w:sz w:val="24"/>
+          <w:szCs w:val="24"/>
+        </w:rPr>
+      </w:pPr>
+      <w:r>
+        <w:rPr>
+          <w:noProof/>
+          <w:sz w:val="24"/>
+          <w:szCs w:val="24"/>
+        </w:rPr>
+        <w:drawing>
+          <wp:inline distT="0" distB="0" distL="0" distR="0" wp14:anchorId="4A1B9302" wp14:editId="31D6FC02">
+            <wp:extent cx="5612130" cy="2545080"/>
+            <wp:effectExtent l="0" t="0" r="7620" b="7620"/>
+            <wp:docPr id="1330479733" name="Imagen 1"/>
+            <wp:cNvGraphicFramePr>
+              <a:graphicFrameLocks xmlns:a="http://schemas.openxmlformats.org/drawingml/2006/main" noChangeAspect="1"/>
+            </wp:cNvGraphicFramePr>
+            <a:graphic xmlns:a="http://schemas.openxmlformats.org/drawingml/2006/main">
+              <a:graphicData uri="http://schemas.openxmlformats.org/drawingml/2006/picture">
+                <pic:pic xmlns:pic="http://schemas.openxmlformats.org/drawingml/2006/picture">
+                  <pic:nvPicPr>
+                    <pic:cNvPr id="1330479733" name=""/>
+                    <pic:cNvPicPr/>
+                  </pic:nvPicPr>
+                  <pic:blipFill>
+                    <a:blip r:embed="rId72"/>
+                    <a:stretch>
+                      <a:fillRect/>
+                    </a:stretch>
+                  </pic:blipFill>
+                  <pic:spPr>
+                    <a:xfrm>
+                      <a:off x="0" y="0"/>
+                      <a:ext cx="5612130" cy="2545080"/>
+                    </a:xfrm>
+                    <a:prstGeom prst="rect">
+                      <a:avLst/>
+                    </a:prstGeom>
+                  </pic:spPr>
+                </pic:pic>
+              </a:graphicData>
+            </a:graphic>
+          </wp:inline>
+        </w:drawing>
+      </w:r>
+    </w:p>
+    <w:p>
+      <w:pPr>
+        <w:pStyle w:val="Prrafodelista"/>
+        <w:numPr>
+          <w:ilvl w:val="0"/>
+          <w:numId w:val="1"/>
+        </w:numPr>
+        <w:rPr>
+          <w:sz w:val="24"/>
+          <w:szCs w:val="24"/>
+        </w:rPr>
+      </w:pPr>
+      <w:r>
+        <w:rPr>
+          <w:sz w:val="24"/>
+          <w:szCs w:val="24"/>
+        </w:rPr>
+        <w:t>D</w:t>
+      </w:r>
+      <w:r>
+        <w:rPr>
+          <w:sz w:val="24"/>
+          <w:szCs w:val="24"/>
+        </w:rPr>
+        <w:t>uodécimo</w:t>
+      </w:r>
+      <w:r>
+        <w:rPr>
+          <w:sz w:val="24"/>
+          <w:szCs w:val="24"/>
+        </w:rPr>
+        <w:t xml:space="preserve"> video:</w:t>
+      </w:r>
+    </w:p>
+    <w:p>
+      <w:pPr>
+        <w:rPr>
+          <w:sz w:val="24"/>
+          <w:szCs w:val="24"/>
+        </w:rPr>
+      </w:pPr>
+      <w:r>
+        <w:rPr>
+          <w:sz w:val="24"/>
+          <w:szCs w:val="24"/>
+        </w:rPr>
+        <w:lastRenderedPageBreak/>
+        <w:drawing>
+          <wp:inline distT="0" distB="0" distL="0" distR="0" wp14:anchorId="70BC318B" wp14:editId="007FB67D">
+            <wp:extent cx="5612130" cy="2024380"/>
+            <wp:effectExtent l="0" t="0" r="7620" b="0"/>
+            <wp:docPr id="1548020171" name="Imagen 1"/>
+            <wp:cNvGraphicFramePr>
+              <a:graphicFrameLocks xmlns:a="http://schemas.openxmlformats.org/drawingml/2006/main" noChangeAspect="1"/>
+            </wp:cNvGraphicFramePr>
+            <a:graphic xmlns:a="http://schemas.openxmlformats.org/drawingml/2006/main">
+              <a:graphicData uri="http://schemas.openxmlformats.org/drawingml/2006/picture">
+                <pic:pic xmlns:pic="http://schemas.openxmlformats.org/drawingml/2006/picture">
+                  <pic:nvPicPr>
+                    <pic:cNvPr id="1548020171" name=""/>
+                    <pic:cNvPicPr/>
+                  </pic:nvPicPr>
+                  <pic:blipFill>
+                    <a:blip r:embed="rId73"/>
+                    <a:stretch>
+                      <a:fillRect/>
+                    </a:stretch>
+                  </pic:blipFill>
+                  <pic:spPr>
+                    <a:xfrm>
+                      <a:off x="0" y="0"/>
+                      <a:ext cx="5612130" cy="2024380"/>
+                    </a:xfrm>
+                    <a:prstGeom prst="rect">
+                      <a:avLst/>
+                    </a:prstGeom>
+                  </pic:spPr>
+                </pic:pic>
+              </a:graphicData>
+            </a:graphic>
+          </wp:inline>
+        </w:drawing>
+      </w:r>
+    </w:p>
+    <w:p>
+      <w:pPr>
+        <w:rPr>
+          <w:sz w:val="24"/>
+          <w:szCs w:val="24"/>
+        </w:rPr>
+      </w:pPr>
+      <w:r>
+        <w:rPr>
+          <w:sz w:val="24"/>
+          <w:szCs w:val="24"/>
+        </w:rPr>
+        <w:drawing>
+          <wp:inline distT="0" distB="0" distL="0" distR="0" wp14:anchorId="3C1B52DB" wp14:editId="1FCEF3D0">
+            <wp:extent cx="5612130" cy="3890645"/>
+            <wp:effectExtent l="0" t="0" r="7620" b="0"/>
+            <wp:docPr id="814398862" name="Imagen 1"/>
+            <wp:cNvGraphicFramePr>
+              <a:graphicFrameLocks xmlns:a="http://schemas.openxmlformats.org/drawingml/2006/main" noChangeAspect="1"/>
+            </wp:cNvGraphicFramePr>
+            <a:graphic xmlns:a="http://schemas.openxmlformats.org/drawingml/2006/main">
+              <a:graphicData uri="http://schemas.openxmlformats.org/drawingml/2006/picture">
+                <pic:pic xmlns:pic="http://schemas.openxmlformats.org/drawingml/2006/picture">
+                  <pic:nvPicPr>
+                    <pic:cNvPr id="814398862" name=""/>
+                    <pic:cNvPicPr/>
+                  </pic:nvPicPr>
+                  <pic:blipFill>
+                    <a:blip r:embed="rId74"/>
+                    <a:stretch>
+                      <a:fillRect/>
+                    </a:stretch>
+                  </pic:blipFill>
+                  <pic:spPr>
+                    <a:xfrm>
+                      <a:off x="0" y="0"/>
+                      <a:ext cx="5612130" cy="3890645"/>
+                    </a:xfrm>
+                    <a:prstGeom prst="rect">
+                      <a:avLst/>
+                    </a:prstGeom>
+                  </pic:spPr>
+                </pic:pic>
+              </a:graphicData>
+            </a:graphic>
+          </wp:inline>
+        </w:drawing>
+      </w:r>
+    </w:p>
+    <w:p>
+      <w:pPr>
+        <w:pStyle w:val="Prrafodelista"/>
+        <w:numPr>
+          <w:ilvl w:val="0"/>
+          <w:numId w:val="1"/>
+        </w:numPr>
+        <w:rPr>
+          <w:sz w:val="24"/>
+          <w:szCs w:val="24"/>
+          <w:u w:val="single"/>
+        </w:rPr>
+      </w:pPr>
+      <w:r>
+        <w:rPr>
+          <w:sz w:val="24"/>
+          <w:szCs w:val="24"/>
+        </w:rPr>
+        <w:t>Decimotercero video</w:t>
+      </w:r>
+    </w:p>
+    <w:p>
+      <w:pPr>
+        <w:rPr>
+          <w:sz w:val="24"/>
+          <w:szCs w:val="24"/>
+          <w:u w:val="single"/>
+        </w:rPr>
+      </w:pPr>
+      <w:r>
+        <w:rPr>
+          <w:sz w:val="24"/>
+          <w:szCs w:val="24"/>
+          <w:u w:val="single"/>
+        </w:rPr>
+        <w:drawing>
+          <wp:inline distT="0" distB="0" distL="0" distR="0" wp14:anchorId="20F0FD18" wp14:editId="1E78F46E">
+            <wp:extent cx="5612130" cy="1271270"/>
+            <wp:effectExtent l="0" t="0" r="7620" b="5080"/>
+            <wp:docPr id="1869471" name="Imagen 1"/>
+            <wp:cNvGraphicFramePr>
+              <a:graphicFrameLocks xmlns:a="http://schemas.openxmlformats.org/drawingml/2006/main" noChangeAspect="1"/>
+            </wp:cNvGraphicFramePr>
+            <a:graphic xmlns:a="http://schemas.openxmlformats.org/drawingml/2006/main">
+              <a:graphicData uri="http://schemas.openxmlformats.org/drawingml/2006/picture">
+                <pic:pic xmlns:pic="http://schemas.openxmlformats.org/drawingml/2006/picture">
+                  <pic:nvPicPr>
+                    <pic:cNvPr id="1869471" name=""/>
+                    <pic:cNvPicPr/>
+                  </pic:nvPicPr>
+                  <pic:blipFill>
+                    <a:blip r:embed="rId75"/>
+                    <a:stretch>
+                      <a:fillRect/>
+                    </a:stretch>
+                  </pic:blipFill>
+                  <pic:spPr>
+                    <a:xfrm>
+                      <a:off x="0" y="0"/>
+                      <a:ext cx="5612130" cy="1271270"/>
+                    </a:xfrm>
+                    <a:prstGeom prst="rect">
+                      <a:avLst/>
+                    </a:prstGeom>
+                  </pic:spPr>
+                </pic:pic>
+              </a:graphicData>
+            </a:graphic>
+          </wp:inline>
+        </w:drawing>
+      </w:r>
+    </w:p>
+    <w:p>
+      <w:pPr>
+        <w:rPr>
+          <w:sz w:val="24"/>
+          <w:szCs w:val="24"/>
+          <w:u w:val="single"/>
+        </w:rPr>
+      </w:pPr>
+      <w:r>
+        <w:rPr>
+          <w:sz w:val="24"/>
+          <w:szCs w:val="24"/>
+          <w:u w:val="single"/>
+        </w:rPr>
+        <w:lastRenderedPageBreak/>
+        <w:drawing>
+          <wp:inline distT="0" distB="0" distL="0" distR="0" wp14:anchorId="75F56928" wp14:editId="5F589FD2">
+            <wp:extent cx="5612130" cy="1269365"/>
+            <wp:effectExtent l="0" t="0" r="7620" b="6985"/>
+            <wp:docPr id="620082995" name="Imagen 1"/>
+            <wp:cNvGraphicFramePr>
+              <a:graphicFrameLocks xmlns:a="http://schemas.openxmlformats.org/drawingml/2006/main" noChangeAspect="1"/>
+            </wp:cNvGraphicFramePr>
+            <a:graphic xmlns:a="http://schemas.openxmlformats.org/drawingml/2006/main">
+              <a:graphicData uri="http://schemas.openxmlformats.org/drawingml/2006/picture">
+                <pic:pic xmlns:pic="http://schemas.openxmlformats.org/drawingml/2006/picture">
+                  <pic:nvPicPr>
+                    <pic:cNvPr id="620082995" name=""/>
+                    <pic:cNvPicPr/>
+                  </pic:nvPicPr>
+                  <pic:blipFill>
+                    <a:blip r:embed="rId76"/>
+                    <a:stretch>
+                      <a:fillRect/>
+                    </a:stretch>
+                  </pic:blipFill>
+                  <pic:spPr>
+                    <a:xfrm>
+                      <a:off x="0" y="0"/>
+                      <a:ext cx="5612130" cy="1269365"/>
+                    </a:xfrm>
+                    <a:prstGeom prst="rect">
+                      <a:avLst/>
+                    </a:prstGeom>
+                  </pic:spPr>
+                </pic:pic>
+              </a:graphicData>
+            </a:graphic>
+          </wp:inline>
+        </w:drawing>
+      </w:r>
+    </w:p>
+    <w:p>
+      <w:pPr>
+        <w:rPr>
+          <w:sz w:val="24"/>
+          <w:szCs w:val="24"/>
+          <w:u w:val="single"/>
+        </w:rPr>
+      </w:pPr>
+      <w:r>
+        <w:rPr>
+          <w:sz w:val="24"/>
+          <w:szCs w:val="24"/>
+          <w:u w:val="single"/>
+        </w:rPr>
+        <w:drawing>
+          <wp:inline distT="0" distB="0" distL="0" distR="0" wp14:anchorId="7545AC91" wp14:editId="5B03F04D">
+            <wp:extent cx="5612130" cy="3956685"/>
+            <wp:effectExtent l="0" t="0" r="7620" b="5715"/>
+            <wp:docPr id="1396970133" name="Imagen 1"/>
+            <wp:cNvGraphicFramePr>
+              <a:graphicFrameLocks xmlns:a="http://schemas.openxmlformats.org/drawingml/2006/main" noChangeAspect="1"/>
+            </wp:cNvGraphicFramePr>
+            <a:graphic xmlns:a="http://schemas.openxmlformats.org/drawingml/2006/main">
+              <a:graphicData uri="http://schemas.openxmlformats.org/drawingml/2006/picture">
+                <pic:pic xmlns:pic="http://schemas.openxmlformats.org/drawingml/2006/picture">
+                  <pic:nvPicPr>
+                    <pic:cNvPr id="1396970133" name=""/>
+                    <pic:cNvPicPr/>
+                  </pic:nvPicPr>
+                  <pic:blipFill>
+                    <a:blip r:embed="rId77"/>
+                    <a:stretch>
+                      <a:fillRect/>
+                    </a:stretch>
+                  </pic:blipFill>
+                  <pic:spPr>
+                    <a:xfrm>
+                      <a:off x="0" y="0"/>
+                      <a:ext cx="5612130" cy="3956685"/>
+                    </a:xfrm>
+                    <a:prstGeom prst="rect">
+                      <a:avLst/>
+                    </a:prstGeom>
+                  </pic:spPr>
+                </pic:pic>
+              </a:graphicData>
+            </a:graphic>
+          </wp:inline>
+        </w:drawing>
+      </w:r>
     </w:p>
     <w:sectPr>
+      <w:headerReference w:type="default" r:id="rId78"/>
       <w:pgSz w:w="12240" w:h="15840"/>
       <w:pgMar w:top="1417" w:right="1701" w:bottom="1417" w:left="1701" w:header="708" w:footer="708" w:gutter="0"/>
       <w:cols w:space="708"/>
@@ -847,6 +3996,75 @@
     </w:sectPr>
   </w:body>
 </w:document>
+</file>
+
+<file path=word/endnotes.xml><?xml version="1.0" encoding="utf-8"?>
+<w:endnotes xmlns:wpc="http://schemas.microsoft.com/office/word/2010/wordprocessingCanvas" xmlns:cx="http://schemas.microsoft.com/office/drawing/2014/chartex" xmlns:cx1="http://schemas.microsoft.com/office/drawing/2015/9/8/chartex" xmlns:cx2="http://schemas.microsoft.com/office/drawing/2015/10/21/chartex" xmlns:cx3="http://schemas.microsoft.com/office/drawing/2016/5/9/chartex" xmlns:cx4="http://schemas.microsoft.com/office/drawing/2016/5/10/chartex" xmlns:cx5="http://schemas.microsoft.com/office/drawing/2016/5/11/chartex" xmlns:cx6="http://schemas.microsoft.com/office/drawing/2016/5/12/chartex" xmlns:cx7="http://schemas.microsoft.com/office/drawing/2016/5/13/chartex" xmlns:cx8="http://schemas.microsoft.com/office/drawing/2016/5/14/chartex" xmlns:mc="http://schemas.openxmlformats.org/markup-compatibility/2006" xmlns:aink="http://schemas.microsoft.com/office/drawing/2016/ink" xmlns:am3d="http://schemas.microsoft.com/office/drawing/2017/model3d" xmlns:o="urn:schemas-microsoft-com:office:office" xmlns:oel="http://schemas.microsoft.com/office/2019/extlst" xmlns:r="http://schemas.openxmlformats.org/officeDocument/2006/relationships" xmlns:m="http://schemas.openxmlformats.org/officeDocument/2006/math" xmlns:v="urn:schemas-microsoft-com:vml" xmlns:wp14="http://schemas.microsoft.com/office/word/2010/wordprocessingDrawing" xmlns:wp="http://schemas.openxmlformats.org/drawingml/2006/wordprocessingDrawing" xmlns:w10="urn:schemas-microsoft-com:office:word" xmlns:w="http://schemas.openxmlformats.org/wordprocessingml/2006/main" xmlns:w14="http://schemas.microsoft.com/office/word/2010/wordml" xmlns:w15="http://schemas.microsoft.com/office/word/2012/wordml" xmlns:w16cex="http://schemas.microsoft.com/office/word/2018/wordml/cex" xmlns:w16cid="http://schemas.microsoft.com/office/word/2016/wordml/cid" xmlns:w16="http://schemas.microsoft.com/office/word/2018/wordml" xmlns:w16du="http://schemas.microsoft.com/office/word/2023/wordml/word16du" xmlns:w16sdtdh="http://schemas.microsoft.com/office/word/2020/wordml/sdtdatahash" xmlns:w16sdtfl="http://schemas.microsoft.com/office/word/2024/wordml/sdtformatlock" xmlns:w16se="http://schemas.microsoft.com/office/word/2015/wordml/symex" xmlns:wpg="http://schemas.microsoft.com/office/word/2010/wordprocessingGroup" xmlns:wpi="http://schemas.microsoft.com/office/word/2010/wordprocessingInk" xmlns:wne="http://schemas.microsoft.com/office/word/2006/wordml" xmlns:wps="http://schemas.microsoft.com/office/word/2010/wordprocessingShape" mc:Ignorable="w14 w15 w16se w16cid w16 w16cex w16sdtdh w16sdtfl w16du wp14">
+  <w:endnote w:type="separator" w:id="-1">
+    <w:p>
+      <w:pPr>
+        <w:spacing w:after="0" w:line="240" w:lineRule="auto"/>
+      </w:pPr>
+      <w:r>
+        <w:separator/>
+      </w:r>
+    </w:p>
+  </w:endnote>
+  <w:endnote w:type="continuationSeparator" w:id="0">
+    <w:p>
+      <w:pPr>
+        <w:spacing w:after="0" w:line="240" w:lineRule="auto"/>
+      </w:pPr>
+      <w:r>
+        <w:continuationSeparator/>
+      </w:r>
+    </w:p>
+  </w:endnote>
+</w:endnotes>
+</file>
+
+<file path=word/footnotes.xml><?xml version="1.0" encoding="utf-8"?>
+<w:footnotes xmlns:wpc="http://schemas.microsoft.com/office/word/2010/wordprocessingCanvas" xmlns:cx="http://schemas.microsoft.com/office/drawing/2014/chartex" xmlns:cx1="http://schemas.microsoft.com/office/drawing/2015/9/8/chartex" xmlns:cx2="http://schemas.microsoft.com/office/drawing/2015/10/21/chartex" xmlns:cx3="http://schemas.microsoft.com/office/drawing/2016/5/9/chartex" xmlns:cx4="http://schemas.microsoft.com/office/drawing/2016/5/10/chartex" xmlns:cx5="http://schemas.microsoft.com/office/drawing/2016/5/11/chartex" xmlns:cx6="http://schemas.microsoft.com/office/drawing/2016/5/12/chartex" xmlns:cx7="http://schemas.microsoft.com/office/drawing/2016/5/13/chartex" xmlns:cx8="http://schemas.microsoft.com/office/drawing/2016/5/14/chartex" xmlns:mc="http://schemas.openxmlformats.org/markup-compatibility/2006" xmlns:aink="http://schemas.microsoft.com/office/drawing/2016/ink" xmlns:am3d="http://schemas.microsoft.com/office/drawing/2017/model3d" xmlns:o="urn:schemas-microsoft-com:office:office" xmlns:oel="http://schemas.microsoft.com/office/2019/extlst" xmlns:r="http://schemas.openxmlformats.org/officeDocument/2006/relationships" xmlns:m="http://schemas.openxmlformats.org/officeDocument/2006/math" xmlns:v="urn:schemas-microsoft-com:vml" xmlns:wp14="http://schemas.microsoft.com/office/word/2010/wordprocessingDrawing" xmlns:wp="http://schemas.openxmlformats.org/drawingml/2006/wordprocessingDrawing" xmlns:w10="urn:schemas-microsoft-com:office:word" xmlns:w="http://schemas.openxmlformats.org/wordprocessingml/2006/main" xmlns:w14="http://schemas.microsoft.com/office/word/2010/wordml" xmlns:w15="http://schemas.microsoft.com/office/word/2012/wordml" xmlns:w16cex="http://schemas.microsoft.com/office/word/2018/wordml/cex" xmlns:w16cid="http://schemas.microsoft.com/office/word/2016/wordml/cid" xmlns:w16="http://schemas.microsoft.com/office/word/2018/wordml" xmlns:w16du="http://schemas.microsoft.com/office/word/2023/wordml/word16du" xmlns:w16sdtdh="http://schemas.microsoft.com/office/word/2020/wordml/sdtdatahash" xmlns:w16sdtfl="http://schemas.microsoft.com/office/word/2024/wordml/sdtformatlock" xmlns:w16se="http://schemas.microsoft.com/office/word/2015/wordml/symex" xmlns:wpg="http://schemas.microsoft.com/office/word/2010/wordprocessingGroup" xmlns:wpi="http://schemas.microsoft.com/office/word/2010/wordprocessingInk" xmlns:wne="http://schemas.microsoft.com/office/word/2006/wordml" xmlns:wps="http://schemas.microsoft.com/office/word/2010/wordprocessingShape" mc:Ignorable="w14 w15 w16se w16cid w16 w16cex w16sdtdh w16sdtfl w16du wp14">
+  <w:footnote w:type="separator" w:id="-1">
+    <w:p>
+      <w:pPr>
+        <w:spacing w:after="0" w:line="240" w:lineRule="auto"/>
+      </w:pPr>
+      <w:r>
+        <w:separator/>
+      </w:r>
+    </w:p>
+  </w:footnote>
+  <w:footnote w:type="continuationSeparator" w:id="0">
+    <w:p>
+      <w:pPr>
+        <w:spacing w:after="0" w:line="240" w:lineRule="auto"/>
+      </w:pPr>
+      <w:r>
+        <w:continuationSeparator/>
+      </w:r>
+    </w:p>
+  </w:footnote>
+</w:footnotes>
+</file>
+
+<file path=word/header1.xml><?xml version="1.0" encoding="utf-8"?>
+<w:hdr xmlns:wpc="http://schemas.microsoft.com/office/word/2010/wordprocessingCanvas" xmlns:cx="http://schemas.microsoft.com/office/drawing/2014/chartex" xmlns:cx1="http://schemas.microsoft.com/office/drawing/2015/9/8/chartex" xmlns:cx2="http://schemas.microsoft.com/office/drawing/2015/10/21/chartex" xmlns:cx3="http://schemas.microsoft.com/office/drawing/2016/5/9/chartex" xmlns:cx4="http://schemas.microsoft.com/office/drawing/2016/5/10/chartex" xmlns:cx5="http://schemas.microsoft.com/office/drawing/2016/5/11/chartex" xmlns:cx6="http://schemas.microsoft.com/office/drawing/2016/5/12/chartex" xmlns:cx7="http://schemas.microsoft.com/office/drawing/2016/5/13/chartex" xmlns:cx8="http://schemas.microsoft.com/office/drawing/2016/5/14/chartex" xmlns:mc="http://schemas.openxmlformats.org/markup-compatibility/2006" xmlns:aink="http://schemas.microsoft.com/office/drawing/2016/ink" xmlns:am3d="http://schemas.microsoft.com/office/drawing/2017/model3d" xmlns:o="urn:schemas-microsoft-com:office:office" xmlns:oel="http://schemas.microsoft.com/office/2019/extlst" xmlns:r="http://schemas.openxmlformats.org/officeDocument/2006/relationships" xmlns:m="http://schemas.openxmlformats.org/officeDocument/2006/math" xmlns:v="urn:schemas-microsoft-com:vml" xmlns:wp14="http://schemas.microsoft.com/office/word/2010/wordprocessingDrawing" xmlns:wp="http://schemas.openxmlformats.org/drawingml/2006/wordprocessingDrawing" xmlns:w10="urn:schemas-microsoft-com:office:word" xmlns:w="http://schemas.openxmlformats.org/wordprocessingml/2006/main" xmlns:w14="http://schemas.microsoft.com/office/word/2010/wordml" xmlns:w15="http://schemas.microsoft.com/office/word/2012/wordml" xmlns:w16cex="http://schemas.microsoft.com/office/word/2018/wordml/cex" xmlns:w16cid="http://schemas.microsoft.com/office/word/2016/wordml/cid" xmlns:w16="http://schemas.microsoft.com/office/word/2018/wordml" xmlns:w16du="http://schemas.microsoft.com/office/word/2023/wordml/word16du" xmlns:w16sdtdh="http://schemas.microsoft.com/office/word/2020/wordml/sdtdatahash" xmlns:w16sdtfl="http://schemas.microsoft.com/office/word/2024/wordml/sdtformatlock" xmlns:w16se="http://schemas.microsoft.com/office/word/2015/wordml/symex" xmlns:wpg="http://schemas.microsoft.com/office/word/2010/wordprocessingGroup" xmlns:wpi="http://schemas.microsoft.com/office/word/2010/wordprocessingInk" xmlns:wne="http://schemas.microsoft.com/office/word/2006/wordml" xmlns:wps="http://schemas.microsoft.com/office/word/2010/wordprocessingShape" mc:Ignorable="w14 w15 w16se w16cid w16 w16cex w16sdtdh w16sdtfl w16du wp14">
+  <w:p>
+    <w:pPr>
+      <w:pStyle w:val="Encabezado"/>
+      <w:rPr>
+        <w:lang w:val="es-CO"/>
+      </w:rPr>
+    </w:pPr>
+    <w:r>
+      <w:rPr>
+        <w:lang w:val="es-CO"/>
+      </w:rPr>
+      <w:t>Jhon Sebastián Molina Fierro – Juan Pablo Borrero Morales</w:t>
+    </w:r>
+  </w:p>
+</w:hdr>
 </file>
 
 <file path=word/numbering.xml><?xml version="1.0" encoding="utf-8"?>
@@ -1548,6 +4766,7 @@
   <w:style w:type="character" w:default="1" w:styleId="Fuentedeprrafopredeter">
     <w:name w:val="Default Paragraph Font"/>
     <w:uiPriority w:val="1"/>
+    <w:semiHidden/>
     <w:unhideWhenUsed/>
   </w:style>
   <w:style w:type="table" w:default="1" w:styleId="Tablanormal">
@@ -1861,6 +5080,50 @@
       <w:spacing w:val="5"/>
     </w:rPr>
   </w:style>
+  <w:style w:type="paragraph" w:styleId="Encabezado">
+    <w:name w:val="header"/>
+    <w:basedOn w:val="Normal"/>
+    <w:link w:val="EncabezadoCar"/>
+    <w:uiPriority w:val="99"/>
+    <w:unhideWhenUsed/>
+    <w:rsid w:val="00602CA5"/>
+    <w:pPr>
+      <w:tabs>
+        <w:tab w:val="center" w:pos="4419"/>
+        <w:tab w:val="right" w:pos="8838"/>
+      </w:tabs>
+      <w:spacing w:after="0" w:line="240" w:lineRule="auto"/>
+    </w:pPr>
+  </w:style>
+  <w:style w:type="character" w:customStyle="1" w:styleId="EncabezadoCar">
+    <w:name w:val="Encabezado Car"/>
+    <w:basedOn w:val="Fuentedeprrafopredeter"/>
+    <w:link w:val="Encabezado"/>
+    <w:uiPriority w:val="99"/>
+    <w:rsid w:val="00602CA5"/>
+  </w:style>
+  <w:style w:type="paragraph" w:styleId="Piedepgina">
+    <w:name w:val="footer"/>
+    <w:basedOn w:val="Normal"/>
+    <w:link w:val="PiedepginaCar"/>
+    <w:uiPriority w:val="99"/>
+    <w:unhideWhenUsed/>
+    <w:rsid w:val="00602CA5"/>
+    <w:pPr>
+      <w:tabs>
+        <w:tab w:val="center" w:pos="4419"/>
+        <w:tab w:val="right" w:pos="8838"/>
+      </w:tabs>
+      <w:spacing w:after="0" w:line="240" w:lineRule="auto"/>
+    </w:pPr>
+  </w:style>
+  <w:style w:type="character" w:customStyle="1" w:styleId="PiedepginaCar">
+    <w:name w:val="Pie de página Car"/>
+    <w:basedOn w:val="Fuentedeprrafopredeter"/>
+    <w:link w:val="Piedepgina"/>
+    <w:uiPriority w:val="99"/>
+    <w:rsid w:val="00602CA5"/>
+  </w:style>
 </w:styles>
 </file>
 
